--- a/data/03_investment_memo/investment_memo_9.docx
+++ b/data/03_investment_memo/investment_memo_9.docx
@@ -21,1632 +21,11 @@
     <w:p>
       <w:r>
         <w:br/>
-        <w:t>风险管理部认为，机器人 行业仍然面临若干</w:t>
+        <w:t>风险管理部认为，云计算 行业仍然面临若干</w:t>
         <w:br/>
         <w:t>不确定性因素，包括技术迭代风险、政策变化、</w:t>
         <w:br/>
         <w:t>以及市场竞争加剧等问题。</w:t>
-        <w:br/>
-      </w:r>
-    </w:p>
-    <w:p>
-      <w:r>
-        <w:br/>
-        <w:t>华辰资本旗下的 HC Global Macro Fund 在最近的资产配置会议中</w:t>
-        <w:br/>
-        <w:t>讨论了 半导体 行业的投资机会，并对 万迅电脑网络有限公司</w:t>
-        <w:br/>
-        <w:t>进行了重点评估。</w:t>
-        <w:br/>
-      </w:r>
-    </w:p>
-    <w:p>
-      <w:r>
-        <w:br/>
-        <w:t>从产业链角度看，半导体 行业主要由上游设备厂商、</w:t>
-        <w:br/>
-        <w:t>中游平台企业以及下游应用厂商组成。</w:t>
-        <w:br/>
-        <w:t>万迅电脑网络有限公司 主要位于产业链的 中游 环节。</w:t>
-        <w:br/>
-      </w:r>
-    </w:p>
-    <w:p>
-      <w:r>
-        <w:br/>
-        <w:t>华辰资本旗下的 HC Energy Transition Fund 在最近的资产配置会议中</w:t>
-        <w:br/>
-        <w:t>讨论了 医疗科技 行业的投资机会，并对 凌云网络有限公司</w:t>
-        <w:br/>
-        <w:t>进行了重点评估。</w:t>
-        <w:br/>
-      </w:r>
-    </w:p>
-    <w:p>
-      <w:r>
-        <w:br/>
-        <w:t>从产业链角度看，新能源 行业主要由上游设备厂商、</w:t>
-        <w:br/>
-        <w:t>中游平台企业以及下游应用厂商组成。</w:t>
-        <w:br/>
-        <w:t>飞利信科技有限公司 主要位于产业链的 中游 环节。</w:t>
-        <w:br/>
-      </w:r>
-    </w:p>
-    <w:p>
-      <w:r>
-        <w:br/>
-        <w:t>根据内部财务模型测算，济南亿次元网络有限公司 在未来三年</w:t>
-        <w:br/>
-        <w:t>收入复合增长率预计可达到 32% 左右。</w:t>
-        <w:br/>
-        <w:t>该预测基于行业需求增长以及公司产能扩张计划。</w:t>
-        <w:br/>
-      </w:r>
-    </w:p>
-    <w:p>
-      <w:r>
-        <w:br/>
-        <w:t>东方峻景网络有限公司 是中国 机器人 行业的重要企业之一。</w:t>
-        <w:br/>
-        <w:t>根据华辰资本 投资委员会 的研究，该公司成立于 2020 年，</w:t>
-        <w:br/>
-        <w:t>目前员工规模约 7859 人。公司近年来持续加大研发投入，</w:t>
-        <w:br/>
-        <w:t>在核心技术方面形成了较强的竞争壁垒。</w:t>
-        <w:br/>
-      </w:r>
-    </w:p>
-    <w:p>
-      <w:r>
-        <w:br/>
-        <w:t>佳禾科技有限公司 是中国 半导体 行业的重要企业之一。</w:t>
-        <w:br/>
-        <w:t>根据华辰资本 投资委员会 的研究，该公司成立于 2015 年，</w:t>
-        <w:br/>
-        <w:t>目前员工规模约 3623 人。公司近年来持续加大研发投入，</w:t>
-        <w:br/>
-        <w:t>在核心技术方面形成了较强的竞争壁垒。</w:t>
-        <w:br/>
-      </w:r>
-    </w:p>
-    <w:tbl>
-      <w:tblPr>
-        <w:tblW w:type="auto" w:w="0"/>
-        <w:tblLook w:firstColumn="1" w:firstRow="1" w:lastColumn="0" w:lastRow="0" w:noHBand="0" w:noVBand="1" w:val="04A0"/>
-      </w:tblPr>
-      <w:tblGrid>
-        <w:gridCol w:w="2160"/>
-        <w:gridCol w:w="2160"/>
-        <w:gridCol w:w="2160"/>
-        <w:gridCol w:w="2160"/>
-      </w:tblGrid>
-      <w:tr>
-        <w:tc>
-          <w:tcPr>
-            <w:tcW w:type="dxa" w:w="2160"/>
-          </w:tcPr>
-          <w:p>
-            <w:r>
-              <w:t>公司</w:t>
-            </w:r>
-          </w:p>
-        </w:tc>
-        <w:tc>
-          <w:tcPr>
-            <w:tcW w:type="dxa" w:w="2160"/>
-          </w:tcPr>
-          <w:p>
-            <w:r>
-              <w:t>行业</w:t>
-            </w:r>
-          </w:p>
-        </w:tc>
-        <w:tc>
-          <w:tcPr>
-            <w:tcW w:type="dxa" w:w="2160"/>
-          </w:tcPr>
-          <w:p>
-            <w:r>
-              <w:t>市值</w:t>
-            </w:r>
-          </w:p>
-        </w:tc>
-        <w:tc>
-          <w:tcPr>
-            <w:tcW w:type="dxa" w:w="2160"/>
-          </w:tcPr>
-          <w:p>
-            <w:r>
-              <w:t>增长率</w:t>
-            </w:r>
-          </w:p>
-        </w:tc>
-      </w:tr>
-      <w:tr>
-        <w:tc>
-          <w:tcPr>
-            <w:tcW w:type="dxa" w:w="2160"/>
-          </w:tcPr>
-          <w:p>
-            <w:r>
-              <w:t>精芯信息有限公司</w:t>
-            </w:r>
-          </w:p>
-        </w:tc>
-        <w:tc>
-          <w:tcPr>
-            <w:tcW w:type="dxa" w:w="2160"/>
-          </w:tcPr>
-          <w:p>
-            <w:r>
-              <w:t>消费科技</w:t>
-            </w:r>
-          </w:p>
-        </w:tc>
-        <w:tc>
-          <w:tcPr>
-            <w:tcW w:type="dxa" w:w="2160"/>
-          </w:tcPr>
-          <w:p>
-            <w:r>
-              <w:t>373亿</w:t>
-            </w:r>
-          </w:p>
-        </w:tc>
-        <w:tc>
-          <w:tcPr>
-            <w:tcW w:type="dxa" w:w="2160"/>
-          </w:tcPr>
-          <w:p>
-            <w:r>
-              <w:t>22%</w:t>
-            </w:r>
-          </w:p>
-        </w:tc>
-      </w:tr>
-      <w:tr>
-        <w:tc>
-          <w:tcPr>
-            <w:tcW w:type="dxa" w:w="2160"/>
-          </w:tcPr>
-          <w:p>
-            <w:r>
-              <w:t>九方信息有限公司</w:t>
-            </w:r>
-          </w:p>
-        </w:tc>
-        <w:tc>
-          <w:tcPr>
-            <w:tcW w:type="dxa" w:w="2160"/>
-          </w:tcPr>
-          <w:p>
-            <w:r>
-              <w:t>新能源</w:t>
-            </w:r>
-          </w:p>
-        </w:tc>
-        <w:tc>
-          <w:tcPr>
-            <w:tcW w:type="dxa" w:w="2160"/>
-          </w:tcPr>
-          <w:p>
-            <w:r>
-              <w:t>180亿</w:t>
-            </w:r>
-          </w:p>
-        </w:tc>
-        <w:tc>
-          <w:tcPr>
-            <w:tcW w:type="dxa" w:w="2160"/>
-          </w:tcPr>
-          <w:p>
-            <w:r>
-              <w:t>7%</w:t>
-            </w:r>
-          </w:p>
-        </w:tc>
-      </w:tr>
-      <w:tr>
-        <w:tc>
-          <w:tcPr>
-            <w:tcW w:type="dxa" w:w="2160"/>
-          </w:tcPr>
-          <w:p>
-            <w:r>
-              <w:t>创亿信息有限公司</w:t>
-            </w:r>
-          </w:p>
-        </w:tc>
-        <w:tc>
-          <w:tcPr>
-            <w:tcW w:type="dxa" w:w="2160"/>
-          </w:tcPr>
-          <w:p>
-            <w:r>
-              <w:t>医疗科技</w:t>
-            </w:r>
-          </w:p>
-        </w:tc>
-        <w:tc>
-          <w:tcPr>
-            <w:tcW w:type="dxa" w:w="2160"/>
-          </w:tcPr>
-          <w:p>
-            <w:r>
-              <w:t>739亿</w:t>
-            </w:r>
-          </w:p>
-        </w:tc>
-        <w:tc>
-          <w:tcPr>
-            <w:tcW w:type="dxa" w:w="2160"/>
-          </w:tcPr>
-          <w:p>
-            <w:r>
-              <w:t>8%</w:t>
-            </w:r>
-          </w:p>
-        </w:tc>
-      </w:tr>
-      <w:tr>
-        <w:tc>
-          <w:tcPr>
-            <w:tcW w:type="dxa" w:w="2160"/>
-          </w:tcPr>
-          <w:p>
-            <w:r>
-              <w:t>立信电子网络有限公司</w:t>
-            </w:r>
-          </w:p>
-        </w:tc>
-        <w:tc>
-          <w:tcPr>
-            <w:tcW w:type="dxa" w:w="2160"/>
-          </w:tcPr>
-          <w:p>
-            <w:r>
-              <w:t>云计算</w:t>
-            </w:r>
-          </w:p>
-        </w:tc>
-        <w:tc>
-          <w:tcPr>
-            <w:tcW w:type="dxa" w:w="2160"/>
-          </w:tcPr>
-          <w:p>
-            <w:r>
-              <w:t>259亿</w:t>
-            </w:r>
-          </w:p>
-        </w:tc>
-        <w:tc>
-          <w:tcPr>
-            <w:tcW w:type="dxa" w:w="2160"/>
-          </w:tcPr>
-          <w:p>
-            <w:r>
-              <w:t>22%</w:t>
-            </w:r>
-          </w:p>
-        </w:tc>
-      </w:tr>
-      <w:tr>
-        <w:tc>
-          <w:tcPr>
-            <w:tcW w:type="dxa" w:w="2160"/>
-          </w:tcPr>
-          <w:p>
-            <w:r>
-              <w:t>迪摩科技有限公司</w:t>
-            </w:r>
-          </w:p>
-        </w:tc>
-        <w:tc>
-          <w:tcPr>
-            <w:tcW w:type="dxa" w:w="2160"/>
-          </w:tcPr>
-          <w:p>
-            <w:r>
-              <w:t>人工智能</w:t>
-            </w:r>
-          </w:p>
-        </w:tc>
-        <w:tc>
-          <w:tcPr>
-            <w:tcW w:type="dxa" w:w="2160"/>
-          </w:tcPr>
-          <w:p>
-            <w:r>
-              <w:t>467亿</w:t>
-            </w:r>
-          </w:p>
-        </w:tc>
-        <w:tc>
-          <w:tcPr>
-            <w:tcW w:type="dxa" w:w="2160"/>
-          </w:tcPr>
-          <w:p>
-            <w:r>
-              <w:t>11%</w:t>
-            </w:r>
-          </w:p>
-        </w:tc>
-      </w:tr>
-      <w:tr>
-        <w:tc>
-          <w:tcPr>
-            <w:tcW w:type="dxa" w:w="2160"/>
-          </w:tcPr>
-          <w:p>
-            <w:r>
-              <w:t>佳禾科技有限公司</w:t>
-            </w:r>
-          </w:p>
-        </w:tc>
-        <w:tc>
-          <w:tcPr>
-            <w:tcW w:type="dxa" w:w="2160"/>
-          </w:tcPr>
-          <w:p>
-            <w:r>
-              <w:t>半导体</w:t>
-            </w:r>
-          </w:p>
-        </w:tc>
-        <w:tc>
-          <w:tcPr>
-            <w:tcW w:type="dxa" w:w="2160"/>
-          </w:tcPr>
-          <w:p>
-            <w:r>
-              <w:t>679亿</w:t>
-            </w:r>
-          </w:p>
-        </w:tc>
-        <w:tc>
-          <w:tcPr>
-            <w:tcW w:type="dxa" w:w="2160"/>
-          </w:tcPr>
-          <w:p>
-            <w:r>
-              <w:t>28%</w:t>
-            </w:r>
-          </w:p>
-        </w:tc>
-      </w:tr>
-      <w:tr>
-        <w:tc>
-          <w:tcPr>
-            <w:tcW w:type="dxa" w:w="2160"/>
-          </w:tcPr>
-          <w:p>
-            <w:r>
-              <w:t>创联世纪科技有限公司</w:t>
-            </w:r>
-          </w:p>
-        </w:tc>
-        <w:tc>
-          <w:tcPr>
-            <w:tcW w:type="dxa" w:w="2160"/>
-          </w:tcPr>
-          <w:p>
-            <w:r>
-              <w:t>医疗科技</w:t>
-            </w:r>
-          </w:p>
-        </w:tc>
-        <w:tc>
-          <w:tcPr>
-            <w:tcW w:type="dxa" w:w="2160"/>
-          </w:tcPr>
-          <w:p>
-            <w:r>
-              <w:t>292亿</w:t>
-            </w:r>
-          </w:p>
-        </w:tc>
-        <w:tc>
-          <w:tcPr>
-            <w:tcW w:type="dxa" w:w="2160"/>
-          </w:tcPr>
-          <w:p>
-            <w:r>
-              <w:t>18%</w:t>
-            </w:r>
-          </w:p>
-        </w:tc>
-      </w:tr>
-      <w:tr>
-        <w:tc>
-          <w:tcPr>
-            <w:tcW w:type="dxa" w:w="2160"/>
-          </w:tcPr>
-          <w:p>
-            <w:r>
-              <w:t>天益信息有限公司</w:t>
-            </w:r>
-          </w:p>
-        </w:tc>
-        <w:tc>
-          <w:tcPr>
-            <w:tcW w:type="dxa" w:w="2160"/>
-          </w:tcPr>
-          <w:p>
-            <w:r>
-              <w:t>云计算</w:t>
-            </w:r>
-          </w:p>
-        </w:tc>
-        <w:tc>
-          <w:tcPr>
-            <w:tcW w:type="dxa" w:w="2160"/>
-          </w:tcPr>
-          <w:p>
-            <w:r>
-              <w:t>149亿</w:t>
-            </w:r>
-          </w:p>
-        </w:tc>
-        <w:tc>
-          <w:tcPr>
-            <w:tcW w:type="dxa" w:w="2160"/>
-          </w:tcPr>
-          <w:p>
-            <w:r>
-              <w:t>12%</w:t>
-            </w:r>
-          </w:p>
-        </w:tc>
-      </w:tr>
-      <w:tr>
-        <w:tc>
-          <w:tcPr>
-            <w:tcW w:type="dxa" w:w="2160"/>
-          </w:tcPr>
-          <w:p>
-            <w:r>
-              <w:t>浦华众城科技有限公司</w:t>
-            </w:r>
-          </w:p>
-        </w:tc>
-        <w:tc>
-          <w:tcPr>
-            <w:tcW w:type="dxa" w:w="2160"/>
-          </w:tcPr>
-          <w:p>
-            <w:r>
-              <w:t>半导体</w:t>
-            </w:r>
-          </w:p>
-        </w:tc>
-        <w:tc>
-          <w:tcPr>
-            <w:tcW w:type="dxa" w:w="2160"/>
-          </w:tcPr>
-          <w:p>
-            <w:r>
-              <w:t>341亿</w:t>
-            </w:r>
-          </w:p>
-        </w:tc>
-        <w:tc>
-          <w:tcPr>
-            <w:tcW w:type="dxa" w:w="2160"/>
-          </w:tcPr>
-          <w:p>
-            <w:r>
-              <w:t>30%</w:t>
-            </w:r>
-          </w:p>
-        </w:tc>
-      </w:tr>
-      <w:tr>
-        <w:tc>
-          <w:tcPr>
-            <w:tcW w:type="dxa" w:w="2160"/>
-          </w:tcPr>
-          <w:p>
-            <w:r>
-              <w:t>鸿睿思博信息有限公司</w:t>
-            </w:r>
-          </w:p>
-        </w:tc>
-        <w:tc>
-          <w:tcPr>
-            <w:tcW w:type="dxa" w:w="2160"/>
-          </w:tcPr>
-          <w:p>
-            <w:r>
-              <w:t>半导体</w:t>
-            </w:r>
-          </w:p>
-        </w:tc>
-        <w:tc>
-          <w:tcPr>
-            <w:tcW w:type="dxa" w:w="2160"/>
-          </w:tcPr>
-          <w:p>
-            <w:r>
-              <w:t>218亿</w:t>
-            </w:r>
-          </w:p>
-        </w:tc>
-        <w:tc>
-          <w:tcPr>
-            <w:tcW w:type="dxa" w:w="2160"/>
-          </w:tcPr>
-          <w:p>
-            <w:r>
-              <w:t>22%</w:t>
-            </w:r>
-          </w:p>
-        </w:tc>
-      </w:tr>
-      <w:tr>
-        <w:tc>
-          <w:tcPr>
-            <w:tcW w:type="dxa" w:w="2160"/>
-          </w:tcPr>
-          <w:p>
-            <w:r>
-              <w:t>兰金电子网络有限公司</w:t>
-            </w:r>
-          </w:p>
-        </w:tc>
-        <w:tc>
-          <w:tcPr>
-            <w:tcW w:type="dxa" w:w="2160"/>
-          </w:tcPr>
-          <w:p>
-            <w:r>
-              <w:t>消费科技</w:t>
-            </w:r>
-          </w:p>
-        </w:tc>
-        <w:tc>
-          <w:tcPr>
-            <w:tcW w:type="dxa" w:w="2160"/>
-          </w:tcPr>
-          <w:p>
-            <w:r>
-              <w:t>302亿</w:t>
-            </w:r>
-          </w:p>
-        </w:tc>
-        <w:tc>
-          <w:tcPr>
-            <w:tcW w:type="dxa" w:w="2160"/>
-          </w:tcPr>
-          <w:p>
-            <w:r>
-              <w:t>18%</w:t>
-            </w:r>
-          </w:p>
-        </w:tc>
-      </w:tr>
-      <w:tr>
-        <w:tc>
-          <w:tcPr>
-            <w:tcW w:type="dxa" w:w="2160"/>
-          </w:tcPr>
-          <w:p>
-            <w:r>
-              <w:t>创联世纪科技有限公司</w:t>
-            </w:r>
-          </w:p>
-        </w:tc>
-        <w:tc>
-          <w:tcPr>
-            <w:tcW w:type="dxa" w:w="2160"/>
-          </w:tcPr>
-          <w:p>
-            <w:r>
-              <w:t>医疗科技</w:t>
-            </w:r>
-          </w:p>
-        </w:tc>
-        <w:tc>
-          <w:tcPr>
-            <w:tcW w:type="dxa" w:w="2160"/>
-          </w:tcPr>
-          <w:p>
-            <w:r>
-              <w:t>663亿</w:t>
-            </w:r>
-          </w:p>
-        </w:tc>
-        <w:tc>
-          <w:tcPr>
-            <w:tcW w:type="dxa" w:w="2160"/>
-          </w:tcPr>
-          <w:p>
-            <w:r>
-              <w:t>19%</w:t>
-            </w:r>
-          </w:p>
-        </w:tc>
-      </w:tr>
-      <w:tr>
-        <w:tc>
-          <w:tcPr>
-            <w:tcW w:type="dxa" w:w="2160"/>
-          </w:tcPr>
-          <w:p>
-            <w:r>
-              <w:t>佳禾科技有限公司</w:t>
-            </w:r>
-          </w:p>
-        </w:tc>
-        <w:tc>
-          <w:tcPr>
-            <w:tcW w:type="dxa" w:w="2160"/>
-          </w:tcPr>
-          <w:p>
-            <w:r>
-              <w:t>半导体</w:t>
-            </w:r>
-          </w:p>
-        </w:tc>
-        <w:tc>
-          <w:tcPr>
-            <w:tcW w:type="dxa" w:w="2160"/>
-          </w:tcPr>
-          <w:p>
-            <w:r>
-              <w:t>747亿</w:t>
-            </w:r>
-          </w:p>
-        </w:tc>
-        <w:tc>
-          <w:tcPr>
-            <w:tcW w:type="dxa" w:w="2160"/>
-          </w:tcPr>
-          <w:p>
-            <w:r>
-              <w:t>25%</w:t>
-            </w:r>
-          </w:p>
-        </w:tc>
-      </w:tr>
-      <w:tr>
-        <w:tc>
-          <w:tcPr>
-            <w:tcW w:type="dxa" w:w="2160"/>
-          </w:tcPr>
-          <w:p>
-            <w:r>
-              <w:t>创亿网络有限公司</w:t>
-            </w:r>
-          </w:p>
-        </w:tc>
-        <w:tc>
-          <w:tcPr>
-            <w:tcW w:type="dxa" w:w="2160"/>
-          </w:tcPr>
-          <w:p>
-            <w:r>
-              <w:t>云计算</w:t>
-            </w:r>
-          </w:p>
-        </w:tc>
-        <w:tc>
-          <w:tcPr>
-            <w:tcW w:type="dxa" w:w="2160"/>
-          </w:tcPr>
-          <w:p>
-            <w:r>
-              <w:t>604亿</w:t>
-            </w:r>
-          </w:p>
-        </w:tc>
-        <w:tc>
-          <w:tcPr>
-            <w:tcW w:type="dxa" w:w="2160"/>
-          </w:tcPr>
-          <w:p>
-            <w:r>
-              <w:t>5%</w:t>
-            </w:r>
-          </w:p>
-        </w:tc>
-      </w:tr>
-      <w:tr>
-        <w:tc>
-          <w:tcPr>
-            <w:tcW w:type="dxa" w:w="2160"/>
-          </w:tcPr>
-          <w:p>
-            <w:r>
-              <w:t>精芯科技有限公司</w:t>
-            </w:r>
-          </w:p>
-        </w:tc>
-        <w:tc>
-          <w:tcPr>
-            <w:tcW w:type="dxa" w:w="2160"/>
-          </w:tcPr>
-          <w:p>
-            <w:r>
-              <w:t>云计算</w:t>
-            </w:r>
-          </w:p>
-        </w:tc>
-        <w:tc>
-          <w:tcPr>
-            <w:tcW w:type="dxa" w:w="2160"/>
-          </w:tcPr>
-          <w:p>
-            <w:r>
-              <w:t>488亿</w:t>
-            </w:r>
-          </w:p>
-        </w:tc>
-        <w:tc>
-          <w:tcPr>
-            <w:tcW w:type="dxa" w:w="2160"/>
-          </w:tcPr>
-          <w:p>
-            <w:r>
-              <w:t>23%</w:t>
-            </w:r>
-          </w:p>
-        </w:tc>
-      </w:tr>
-    </w:tbl>
-    <w:p>
-      <w:pPr>
-        <w:pStyle w:val="Heading1"/>
-      </w:pPr>
-      <w:r>
-        <w:t>行业分析 2</w:t>
-      </w:r>
-    </w:p>
-    <w:p>
-      <w:r>
-        <w:br/>
-        <w:t>华辰资本旗下的 HC Quant Arbitrage Fund 在最近的资产配置会议中</w:t>
-        <w:br/>
-        <w:t>讨论了 消费科技 行业的投资机会，并对 和泰传媒有限公司</w:t>
-        <w:br/>
-        <w:t>进行了重点评估。</w:t>
-        <w:br/>
-      </w:r>
-    </w:p>
-    <w:p>
-      <w:r>
-        <w:br/>
-        <w:t>根据内部财务模型测算，鸿睿思博信息有限公司 在未来三年</w:t>
-        <w:br/>
-        <w:t>收入复合增长率预计可达到 12% 左右。</w:t>
-        <w:br/>
-        <w:t>该预测基于行业需求增长以及公司产能扩张计划。</w:t>
-        <w:br/>
-      </w:r>
-    </w:p>
-    <w:p>
-      <w:r>
-        <w:br/>
-        <w:t>从产业链角度看，机器人 行业主要由上游设备厂商、</w:t>
-        <w:br/>
-        <w:t>中游平台企业以及下游应用厂商组成。</w:t>
-        <w:br/>
-        <w:t>新宇龙信息传媒有限公司 主要位于产业链的 下游 环节。</w:t>
-        <w:br/>
-      </w:r>
-    </w:p>
-    <w:p>
-      <w:r>
-        <w:br/>
-        <w:t>从产业链角度看，云计算 行业主要由上游设备厂商、</w:t>
-        <w:br/>
-        <w:t>中游平台企业以及下游应用厂商组成。</w:t>
-        <w:br/>
-        <w:t>浦华众城信息有限公司 主要位于产业链的 上游 环节。</w:t>
-        <w:br/>
-      </w:r>
-    </w:p>
-    <w:p>
-      <w:r>
-        <w:br/>
-        <w:t>根据内部财务模型测算，万迅电脑网络有限公司 在未来三年</w:t>
-        <w:br/>
-        <w:t>收入复合增长率预计可达到 27% 左右。</w:t>
-        <w:br/>
-        <w:t>该预测基于行业需求增长以及公司产能扩张计划。</w:t>
-        <w:br/>
-      </w:r>
-    </w:p>
-    <w:p>
-      <w:r>
-        <w:br/>
-        <w:t>从产业链角度看，消费科技 行业主要由上游设备厂商、</w:t>
-        <w:br/>
-        <w:t>中游平台企业以及下游应用厂商组成。</w:t>
-        <w:br/>
-        <w:t>银嘉信息有限公司 主要位于产业链的 上游 环节。</w:t>
-        <w:br/>
-      </w:r>
-    </w:p>
-    <w:p>
-      <w:r>
-        <w:br/>
-        <w:t>艾提科信科技有限公司 是中国 机器人 行业的重要企业之一。</w:t>
-        <w:br/>
-        <w:t>根据华辰资本 风险管理部 的研究，该公司成立于 2017 年，</w:t>
-        <w:br/>
-        <w:t>目前员工规模约 324 人。公司近年来持续加大研发投入，</w:t>
-        <w:br/>
-        <w:t>在核心技术方面形成了较强的竞争壁垒。</w:t>
-        <w:br/>
-      </w:r>
-    </w:p>
-    <w:p>
-      <w:r>
-        <w:br/>
-        <w:t>从产业链角度看，消费科技 行业主要由上游设备厂商、</w:t>
-        <w:br/>
-        <w:t>中游平台企业以及下游应用厂商组成。</w:t>
-        <w:br/>
-        <w:t>银嘉信息有限公司 主要位于产业链的 中游 环节。</w:t>
-        <w:br/>
-      </w:r>
-    </w:p>
-    <w:tbl>
-      <w:tblPr>
-        <w:tblW w:type="auto" w:w="0"/>
-        <w:tblLook w:firstColumn="1" w:firstRow="1" w:lastColumn="0" w:lastRow="0" w:noHBand="0" w:noVBand="1" w:val="04A0"/>
-      </w:tblPr>
-      <w:tblGrid>
-        <w:gridCol w:w="2160"/>
-        <w:gridCol w:w="2160"/>
-        <w:gridCol w:w="2160"/>
-        <w:gridCol w:w="2160"/>
-      </w:tblGrid>
-      <w:tr>
-        <w:tc>
-          <w:tcPr>
-            <w:tcW w:type="dxa" w:w="2160"/>
-          </w:tcPr>
-          <w:p>
-            <w:r>
-              <w:t>公司</w:t>
-            </w:r>
-          </w:p>
-        </w:tc>
-        <w:tc>
-          <w:tcPr>
-            <w:tcW w:type="dxa" w:w="2160"/>
-          </w:tcPr>
-          <w:p>
-            <w:r>
-              <w:t>行业</w:t>
-            </w:r>
-          </w:p>
-        </w:tc>
-        <w:tc>
-          <w:tcPr>
-            <w:tcW w:type="dxa" w:w="2160"/>
-          </w:tcPr>
-          <w:p>
-            <w:r>
-              <w:t>市值</w:t>
-            </w:r>
-          </w:p>
-        </w:tc>
-        <w:tc>
-          <w:tcPr>
-            <w:tcW w:type="dxa" w:w="2160"/>
-          </w:tcPr>
-          <w:p>
-            <w:r>
-              <w:t>增长率</w:t>
-            </w:r>
-          </w:p>
-        </w:tc>
-      </w:tr>
-      <w:tr>
-        <w:tc>
-          <w:tcPr>
-            <w:tcW w:type="dxa" w:w="2160"/>
-          </w:tcPr>
-          <w:p>
-            <w:r>
-              <w:t>南康网络有限公司</w:t>
-            </w:r>
-          </w:p>
-        </w:tc>
-        <w:tc>
-          <w:tcPr>
-            <w:tcW w:type="dxa" w:w="2160"/>
-          </w:tcPr>
-          <w:p>
-            <w:r>
-              <w:t>消费科技</w:t>
-            </w:r>
-          </w:p>
-        </w:tc>
-        <w:tc>
-          <w:tcPr>
-            <w:tcW w:type="dxa" w:w="2160"/>
-          </w:tcPr>
-          <w:p>
-            <w:r>
-              <w:t>531亿</w:t>
-            </w:r>
-          </w:p>
-        </w:tc>
-        <w:tc>
-          <w:tcPr>
-            <w:tcW w:type="dxa" w:w="2160"/>
-          </w:tcPr>
-          <w:p>
-            <w:r>
-              <w:t>6%</w:t>
-            </w:r>
-          </w:p>
-        </w:tc>
-      </w:tr>
-      <w:tr>
-        <w:tc>
-          <w:tcPr>
-            <w:tcW w:type="dxa" w:w="2160"/>
-          </w:tcPr>
-          <w:p>
-            <w:r>
-              <w:t>国讯网络有限公司</w:t>
-            </w:r>
-          </w:p>
-        </w:tc>
-        <w:tc>
-          <w:tcPr>
-            <w:tcW w:type="dxa" w:w="2160"/>
-          </w:tcPr>
-          <w:p>
-            <w:r>
-              <w:t>云计算</w:t>
-            </w:r>
-          </w:p>
-        </w:tc>
-        <w:tc>
-          <w:tcPr>
-            <w:tcW w:type="dxa" w:w="2160"/>
-          </w:tcPr>
-          <w:p>
-            <w:r>
-              <w:t>624亿</w:t>
-            </w:r>
-          </w:p>
-        </w:tc>
-        <w:tc>
-          <w:tcPr>
-            <w:tcW w:type="dxa" w:w="2160"/>
-          </w:tcPr>
-          <w:p>
-            <w:r>
-              <w:t>24%</w:t>
-            </w:r>
-          </w:p>
-        </w:tc>
-      </w:tr>
-      <w:tr>
-        <w:tc>
-          <w:tcPr>
-            <w:tcW w:type="dxa" w:w="2160"/>
-          </w:tcPr>
-          <w:p>
-            <w:r>
-              <w:t>创亿网络有限公司</w:t>
-            </w:r>
-          </w:p>
-        </w:tc>
-        <w:tc>
-          <w:tcPr>
-            <w:tcW w:type="dxa" w:w="2160"/>
-          </w:tcPr>
-          <w:p>
-            <w:r>
-              <w:t>云计算</w:t>
-            </w:r>
-          </w:p>
-        </w:tc>
-        <w:tc>
-          <w:tcPr>
-            <w:tcW w:type="dxa" w:w="2160"/>
-          </w:tcPr>
-          <w:p>
-            <w:r>
-              <w:t>458亿</w:t>
-            </w:r>
-          </w:p>
-        </w:tc>
-        <w:tc>
-          <w:tcPr>
-            <w:tcW w:type="dxa" w:w="2160"/>
-          </w:tcPr>
-          <w:p>
-            <w:r>
-              <w:t>5%</w:t>
-            </w:r>
-          </w:p>
-        </w:tc>
-      </w:tr>
-      <w:tr>
-        <w:tc>
-          <w:tcPr>
-            <w:tcW w:type="dxa" w:w="2160"/>
-          </w:tcPr>
-          <w:p>
-            <w:r>
-              <w:t>九方网络有限公司</w:t>
-            </w:r>
-          </w:p>
-        </w:tc>
-        <w:tc>
-          <w:tcPr>
-            <w:tcW w:type="dxa" w:w="2160"/>
-          </w:tcPr>
-          <w:p>
-            <w:r>
-              <w:t>新能源</w:t>
-            </w:r>
-          </w:p>
-        </w:tc>
-        <w:tc>
-          <w:tcPr>
-            <w:tcW w:type="dxa" w:w="2160"/>
-          </w:tcPr>
-          <w:p>
-            <w:r>
-              <w:t>185亿</w:t>
-            </w:r>
-          </w:p>
-        </w:tc>
-        <w:tc>
-          <w:tcPr>
-            <w:tcW w:type="dxa" w:w="2160"/>
-          </w:tcPr>
-          <w:p>
-            <w:r>
-              <w:t>24%</w:t>
-            </w:r>
-          </w:p>
-        </w:tc>
-      </w:tr>
-      <w:tr>
-        <w:tc>
-          <w:tcPr>
-            <w:tcW w:type="dxa" w:w="2160"/>
-          </w:tcPr>
-          <w:p>
-            <w:r>
-              <w:t>和泰科技有限公司</w:t>
-            </w:r>
-          </w:p>
-        </w:tc>
-        <w:tc>
-          <w:tcPr>
-            <w:tcW w:type="dxa" w:w="2160"/>
-          </w:tcPr>
-          <w:p>
-            <w:r>
-              <w:t>人工智能</w:t>
-            </w:r>
-          </w:p>
-        </w:tc>
-        <w:tc>
-          <w:tcPr>
-            <w:tcW w:type="dxa" w:w="2160"/>
-          </w:tcPr>
-          <w:p>
-            <w:r>
-              <w:t>650亿</w:t>
-            </w:r>
-          </w:p>
-        </w:tc>
-        <w:tc>
-          <w:tcPr>
-            <w:tcW w:type="dxa" w:w="2160"/>
-          </w:tcPr>
-          <w:p>
-            <w:r>
-              <w:t>6%</w:t>
-            </w:r>
-          </w:p>
-        </w:tc>
-      </w:tr>
-      <w:tr>
-        <w:tc>
-          <w:tcPr>
-            <w:tcW w:type="dxa" w:w="2160"/>
-          </w:tcPr>
-          <w:p>
-            <w:r>
-              <w:t>兰金电子网络有限公司</w:t>
-            </w:r>
-          </w:p>
-        </w:tc>
-        <w:tc>
-          <w:tcPr>
-            <w:tcW w:type="dxa" w:w="2160"/>
-          </w:tcPr>
-          <w:p>
-            <w:r>
-              <w:t>消费科技</w:t>
-            </w:r>
-          </w:p>
-        </w:tc>
-        <w:tc>
-          <w:tcPr>
-            <w:tcW w:type="dxa" w:w="2160"/>
-          </w:tcPr>
-          <w:p>
-            <w:r>
-              <w:t>262亿</w:t>
-            </w:r>
-          </w:p>
-        </w:tc>
-        <w:tc>
-          <w:tcPr>
-            <w:tcW w:type="dxa" w:w="2160"/>
-          </w:tcPr>
-          <w:p>
-            <w:r>
-              <w:t>21%</w:t>
-            </w:r>
-          </w:p>
-        </w:tc>
-      </w:tr>
-      <w:tr>
-        <w:tc>
-          <w:tcPr>
-            <w:tcW w:type="dxa" w:w="2160"/>
-          </w:tcPr>
-          <w:p>
-            <w:r>
-              <w:t>华远软件信息有限公司</w:t>
-            </w:r>
-          </w:p>
-        </w:tc>
-        <w:tc>
-          <w:tcPr>
-            <w:tcW w:type="dxa" w:w="2160"/>
-          </w:tcPr>
-          <w:p>
-            <w:r>
-              <w:t>半导体</w:t>
-            </w:r>
-          </w:p>
-        </w:tc>
-        <w:tc>
-          <w:tcPr>
-            <w:tcW w:type="dxa" w:w="2160"/>
-          </w:tcPr>
-          <w:p>
-            <w:r>
-              <w:t>193亿</w:t>
-            </w:r>
-          </w:p>
-        </w:tc>
-        <w:tc>
-          <w:tcPr>
-            <w:tcW w:type="dxa" w:w="2160"/>
-          </w:tcPr>
-          <w:p>
-            <w:r>
-              <w:t>16%</w:t>
-            </w:r>
-          </w:p>
-        </w:tc>
-      </w:tr>
-      <w:tr>
-        <w:tc>
-          <w:tcPr>
-            <w:tcW w:type="dxa" w:w="2160"/>
-          </w:tcPr>
-          <w:p>
-            <w:r>
-              <w:t>艾提科信科技有限公司</w:t>
-            </w:r>
-          </w:p>
-        </w:tc>
-        <w:tc>
-          <w:tcPr>
-            <w:tcW w:type="dxa" w:w="2160"/>
-          </w:tcPr>
-          <w:p>
-            <w:r>
-              <w:t>机器人</w:t>
-            </w:r>
-          </w:p>
-        </w:tc>
-        <w:tc>
-          <w:tcPr>
-            <w:tcW w:type="dxa" w:w="2160"/>
-          </w:tcPr>
-          <w:p>
-            <w:r>
-              <w:t>658亿</w:t>
-            </w:r>
-          </w:p>
-        </w:tc>
-        <w:tc>
-          <w:tcPr>
-            <w:tcW w:type="dxa" w:w="2160"/>
-          </w:tcPr>
-          <w:p>
-            <w:r>
-              <w:t>13%</w:t>
-            </w:r>
-          </w:p>
-        </w:tc>
-      </w:tr>
-      <w:tr>
-        <w:tc>
-          <w:tcPr>
-            <w:tcW w:type="dxa" w:w="2160"/>
-          </w:tcPr>
-          <w:p>
-            <w:r>
-              <w:t>佳禾科技有限公司</w:t>
-            </w:r>
-          </w:p>
-        </w:tc>
-        <w:tc>
-          <w:tcPr>
-            <w:tcW w:type="dxa" w:w="2160"/>
-          </w:tcPr>
-          <w:p>
-            <w:r>
-              <w:t>半导体</w:t>
-            </w:r>
-          </w:p>
-        </w:tc>
-        <w:tc>
-          <w:tcPr>
-            <w:tcW w:type="dxa" w:w="2160"/>
-          </w:tcPr>
-          <w:p>
-            <w:r>
-              <w:t>132亿</w:t>
-            </w:r>
-          </w:p>
-        </w:tc>
-        <w:tc>
-          <w:tcPr>
-            <w:tcW w:type="dxa" w:w="2160"/>
-          </w:tcPr>
-          <w:p>
-            <w:r>
-              <w:t>16%</w:t>
-            </w:r>
-          </w:p>
-        </w:tc>
-      </w:tr>
-      <w:tr>
-        <w:tc>
-          <w:tcPr>
-            <w:tcW w:type="dxa" w:w="2160"/>
-          </w:tcPr>
-          <w:p>
-            <w:r>
-              <w:t>飞利信科技有限公司</w:t>
-            </w:r>
-          </w:p>
-        </w:tc>
-        <w:tc>
-          <w:tcPr>
-            <w:tcW w:type="dxa" w:w="2160"/>
-          </w:tcPr>
-          <w:p>
-            <w:r>
-              <w:t>新能源</w:t>
-            </w:r>
-          </w:p>
-        </w:tc>
-        <w:tc>
-          <w:tcPr>
-            <w:tcW w:type="dxa" w:w="2160"/>
-          </w:tcPr>
-          <w:p>
-            <w:r>
-              <w:t>355亿</w:t>
-            </w:r>
-          </w:p>
-        </w:tc>
-        <w:tc>
-          <w:tcPr>
-            <w:tcW w:type="dxa" w:w="2160"/>
-          </w:tcPr>
-          <w:p>
-            <w:r>
-              <w:t>6%</w:t>
-            </w:r>
-          </w:p>
-        </w:tc>
-      </w:tr>
-      <w:tr>
-        <w:tc>
-          <w:tcPr>
-            <w:tcW w:type="dxa" w:w="2160"/>
-          </w:tcPr>
-          <w:p>
-            <w:r>
-              <w:t>立信电子网络有限公司</w:t>
-            </w:r>
-          </w:p>
-        </w:tc>
-        <w:tc>
-          <w:tcPr>
-            <w:tcW w:type="dxa" w:w="2160"/>
-          </w:tcPr>
-          <w:p>
-            <w:r>
-              <w:t>云计算</w:t>
-            </w:r>
-          </w:p>
-        </w:tc>
-        <w:tc>
-          <w:tcPr>
-            <w:tcW w:type="dxa" w:w="2160"/>
-          </w:tcPr>
-          <w:p>
-            <w:r>
-              <w:t>449亿</w:t>
-            </w:r>
-          </w:p>
-        </w:tc>
-        <w:tc>
-          <w:tcPr>
-            <w:tcW w:type="dxa" w:w="2160"/>
-          </w:tcPr>
-          <w:p>
-            <w:r>
-              <w:t>10%</w:t>
-            </w:r>
-          </w:p>
-        </w:tc>
-      </w:tr>
-      <w:tr>
-        <w:tc>
-          <w:tcPr>
-            <w:tcW w:type="dxa" w:w="2160"/>
-          </w:tcPr>
-          <w:p>
-            <w:r>
-              <w:t>万迅电脑网络有限公司</w:t>
-            </w:r>
-          </w:p>
-        </w:tc>
-        <w:tc>
-          <w:tcPr>
-            <w:tcW w:type="dxa" w:w="2160"/>
-          </w:tcPr>
-          <w:p>
-            <w:r>
-              <w:t>半导体</w:t>
-            </w:r>
-          </w:p>
-        </w:tc>
-        <w:tc>
-          <w:tcPr>
-            <w:tcW w:type="dxa" w:w="2160"/>
-          </w:tcPr>
-          <w:p>
-            <w:r>
-              <w:t>499亿</w:t>
-            </w:r>
-          </w:p>
-        </w:tc>
-        <w:tc>
-          <w:tcPr>
-            <w:tcW w:type="dxa" w:w="2160"/>
-          </w:tcPr>
-          <w:p>
-            <w:r>
-              <w:t>24%</w:t>
-            </w:r>
-          </w:p>
-        </w:tc>
-      </w:tr>
-      <w:tr>
-        <w:tc>
-          <w:tcPr>
-            <w:tcW w:type="dxa" w:w="2160"/>
-          </w:tcPr>
-          <w:p>
-            <w:r>
-              <w:t>东方峻景网络有限公司</w:t>
-            </w:r>
-          </w:p>
-        </w:tc>
-        <w:tc>
-          <w:tcPr>
-            <w:tcW w:type="dxa" w:w="2160"/>
-          </w:tcPr>
-          <w:p>
-            <w:r>
-              <w:t>机器人</w:t>
-            </w:r>
-          </w:p>
-        </w:tc>
-        <w:tc>
-          <w:tcPr>
-            <w:tcW w:type="dxa" w:w="2160"/>
-          </w:tcPr>
-          <w:p>
-            <w:r>
-              <w:t>254亿</w:t>
-            </w:r>
-          </w:p>
-        </w:tc>
-        <w:tc>
-          <w:tcPr>
-            <w:tcW w:type="dxa" w:w="2160"/>
-          </w:tcPr>
-          <w:p>
-            <w:r>
-              <w:t>25%</w:t>
-            </w:r>
-          </w:p>
-        </w:tc>
-      </w:tr>
-      <w:tr>
-        <w:tc>
-          <w:tcPr>
-            <w:tcW w:type="dxa" w:w="2160"/>
-          </w:tcPr>
-          <w:p>
-            <w:r>
-              <w:t>国讯网络有限公司</w:t>
-            </w:r>
-          </w:p>
-        </w:tc>
-        <w:tc>
-          <w:tcPr>
-            <w:tcW w:type="dxa" w:w="2160"/>
-          </w:tcPr>
-          <w:p>
-            <w:r>
-              <w:t>云计算</w:t>
-            </w:r>
-          </w:p>
-        </w:tc>
-        <w:tc>
-          <w:tcPr>
-            <w:tcW w:type="dxa" w:w="2160"/>
-          </w:tcPr>
-          <w:p>
-            <w:r>
-              <w:t>584亿</w:t>
-            </w:r>
-          </w:p>
-        </w:tc>
-        <w:tc>
-          <w:tcPr>
-            <w:tcW w:type="dxa" w:w="2160"/>
-          </w:tcPr>
-          <w:p>
-            <w:r>
-              <w:t>11%</w:t>
-            </w:r>
-          </w:p>
-        </w:tc>
-      </w:tr>
-      <w:tr>
-        <w:tc>
-          <w:tcPr>
-            <w:tcW w:type="dxa" w:w="2160"/>
-          </w:tcPr>
-          <w:p>
-            <w:r>
-              <w:t>佳禾科技有限公司</w:t>
-            </w:r>
-          </w:p>
-        </w:tc>
-        <w:tc>
-          <w:tcPr>
-            <w:tcW w:type="dxa" w:w="2160"/>
-          </w:tcPr>
-          <w:p>
-            <w:r>
-              <w:t>半导体</w:t>
-            </w:r>
-          </w:p>
-        </w:tc>
-        <w:tc>
-          <w:tcPr>
-            <w:tcW w:type="dxa" w:w="2160"/>
-          </w:tcPr>
-          <w:p>
-            <w:r>
-              <w:t>103亿</w:t>
-            </w:r>
-          </w:p>
-        </w:tc>
-        <w:tc>
-          <w:tcPr>
-            <w:tcW w:type="dxa" w:w="2160"/>
-          </w:tcPr>
-          <w:p>
-            <w:r>
-              <w:t>14%</w:t>
-            </w:r>
-          </w:p>
-        </w:tc>
-      </w:tr>
-    </w:tbl>
-    <w:p>
-      <w:pPr>
-        <w:pStyle w:val="Heading1"/>
-      </w:pPr>
-      <w:r>
-        <w:t>行业分析 3</w:t>
-      </w:r>
-    </w:p>
-    <w:p>
-      <w:r>
-        <w:br/>
-        <w:t>风险管理部认为，消费科技 行业仍然面临若干</w:t>
-        <w:br/>
-        <w:t>不确定性因素，包括技术迭代风险、政策变化、</w:t>
-        <w:br/>
-        <w:t>以及市场竞争加剧等问题。</w:t>
-        <w:br/>
-      </w:r>
-    </w:p>
-    <w:p>
-      <w:r>
-        <w:br/>
-        <w:t>华辰资本旗下的 HC Alpha Growth Fund 在最近的资产配置会议中</w:t>
-        <w:br/>
-        <w:t>讨论了 机器人 行业的投资机会，并对 济南亿次元网络有限公司</w:t>
-        <w:br/>
-        <w:t>进行了重点评估。</w:t>
-        <w:br/>
-      </w:r>
-    </w:p>
-    <w:p>
-      <w:r>
-        <w:br/>
-        <w:t>从产业链角度看，半导体 行业主要由上游设备厂商、</w:t>
-        <w:br/>
-        <w:t>中游平台企业以及下游应用厂商组成。</w:t>
-        <w:br/>
-        <w:t>万迅电脑网络有限公司 主要位于产业链的 下游 环节。</w:t>
-        <w:br/>
-      </w:r>
-    </w:p>
-    <w:p>
-      <w:r>
-        <w:br/>
-        <w:t>华辰资本旗下的 HC AI Innovation Fund 在最近的资产配置会议中</w:t>
-        <w:br/>
-        <w:t>讨论了 机器人 行业的投资机会，并对 新宇龙信息传媒有限公司</w:t>
-        <w:br/>
-        <w:t>进行了重点评估。</w:t>
-        <w:br/>
-      </w:r>
-    </w:p>
-    <w:p>
-      <w:r>
-        <w:br/>
-        <w:t>华辰资本旗下的 HC AI Innovation Fund 在最近的资产配置会议中</w:t>
-        <w:br/>
-        <w:t>讨论了 新能源 行业的投资机会，并对 东方峻景传媒有限公司</w:t>
-        <w:br/>
-        <w:t>进行了重点评估。</w:t>
-        <w:br/>
-      </w:r>
-    </w:p>
-    <w:p>
-      <w:r>
-        <w:br/>
-        <w:t>根据内部财务模型测算，国讯网络有限公司 在未来三年</w:t>
-        <w:br/>
-        <w:t>收入复合增长率预计可达到 20% 左右。</w:t>
-        <w:br/>
-        <w:t>该预测基于行业需求增长以及公司产能扩张计划。</w:t>
         <w:br/>
       </w:r>
     </w:p>
@@ -1664,7 +43,64 @@
     <w:p>
       <w:r>
         <w:br/>
-        <w:t>风险管理部认为，人工智能 行业仍然面临若干</w:t>
+        <w:t>从产业链角度看，机器人 行业主要由上游设备厂商、</w:t>
+        <w:br/>
+        <w:t>中游平台企业以及下游应用厂商组成。</w:t>
+        <w:br/>
+        <w:t>图龙信息传媒有限公司 主要位于产业链的 中游 环节。</w:t>
+        <w:br/>
+      </w:r>
+    </w:p>
+    <w:p>
+      <w:r>
+        <w:br/>
+        <w:t>风险管理部认为，医疗科技 行业仍然面临若干</w:t>
+        <w:br/>
+        <w:t>不确定性因素，包括技术迭代风险、政策变化、</w:t>
+        <w:br/>
+        <w:t>以及市场竞争加剧等问题。</w:t>
+        <w:br/>
+      </w:r>
+    </w:p>
+    <w:p>
+      <w:r>
+        <w:br/>
+        <w:t>华辰资本旗下的 HC Energy Transition Fund 在最近的资产配置会议中</w:t>
+        <w:br/>
+        <w:t>讨论了 人工智能 行业的投资机会，并对 明腾传媒有限公司</w:t>
+        <w:br/>
+        <w:t>进行了重点评估。</w:t>
+        <w:br/>
+      </w:r>
+    </w:p>
+    <w:p>
+      <w:r>
+        <w:br/>
+        <w:t>华辰资本旗下的 HC Quant Arbitrage Fund 在最近的资产配置会议中</w:t>
+        <w:br/>
+        <w:t>讨论了 人工智能 行业的投资机会，并对 明腾传媒有限公司</w:t>
+        <w:br/>
+        <w:t>进行了重点评估。</w:t>
+        <w:br/>
+      </w:r>
+    </w:p>
+    <w:p>
+      <w:r>
+        <w:br/>
+        <w:t>艾提科信科技有限公司 是中国 云计算 行业的重要企业之一。</w:t>
+        <w:br/>
+        <w:t>根据华辰资本 投资策略部 的研究，该公司成立于 2006 年，</w:t>
+        <w:br/>
+        <w:t>目前员工规模约 3804 人。公司近年来持续加大研发投入，</w:t>
+        <w:br/>
+        <w:t>在核心技术方面形成了较强的竞争壁垒。</w:t>
+        <w:br/>
+      </w:r>
+    </w:p>
+    <w:p>
+      <w:r>
+        <w:br/>
+        <w:t>风险管理部认为，半导体 行业仍然面临若干</w:t>
         <w:br/>
         <w:t>不确定性因素，包括技术迭代风险、政策变化、</w:t>
         <w:br/>
@@ -1732,7 +168,7 @@
           </w:tcPr>
           <w:p>
             <w:r>
-              <w:t>昂歌信息科技有限公司</w:t>
+              <w:t>鑫博腾飞信息有限公司</w:t>
             </w:r>
           </w:p>
         </w:tc>
@@ -1752,17 +188,17 @@
           </w:tcPr>
           <w:p>
             <w:r>
-              <w:t>517亿</w:t>
-            </w:r>
-          </w:p>
-        </w:tc>
-        <w:tc>
-          <w:tcPr>
-            <w:tcW w:type="dxa" w:w="2160"/>
-          </w:tcPr>
-          <w:p>
-            <w:r>
-              <w:t>15%</w:t>
+              <w:t>660亿</w:t>
+            </w:r>
+          </w:p>
+        </w:tc>
+        <w:tc>
+          <w:tcPr>
+            <w:tcW w:type="dxa" w:w="2160"/>
+          </w:tcPr>
+          <w:p>
+            <w:r>
+              <w:t>28%</w:t>
             </w:r>
           </w:p>
         </w:tc>
@@ -1774,37 +210,37 @@
           </w:tcPr>
           <w:p>
             <w:r>
-              <w:t>易动力科技有限公司</w:t>
-            </w:r>
-          </w:p>
-        </w:tc>
-        <w:tc>
-          <w:tcPr>
-            <w:tcW w:type="dxa" w:w="2160"/>
-          </w:tcPr>
-          <w:p>
-            <w:r>
-              <w:t>云计算</w:t>
-            </w:r>
-          </w:p>
-        </w:tc>
-        <w:tc>
-          <w:tcPr>
-            <w:tcW w:type="dxa" w:w="2160"/>
-          </w:tcPr>
-          <w:p>
-            <w:r>
-              <w:t>259亿</w:t>
-            </w:r>
-          </w:p>
-        </w:tc>
-        <w:tc>
-          <w:tcPr>
-            <w:tcW w:type="dxa" w:w="2160"/>
-          </w:tcPr>
-          <w:p>
-            <w:r>
-              <w:t>25%</w:t>
+              <w:t>飞利信科技有限公司</w:t>
+            </w:r>
+          </w:p>
+        </w:tc>
+        <w:tc>
+          <w:tcPr>
+            <w:tcW w:type="dxa" w:w="2160"/>
+          </w:tcPr>
+          <w:p>
+            <w:r>
+              <w:t>人工智能</w:t>
+            </w:r>
+          </w:p>
+        </w:tc>
+        <w:tc>
+          <w:tcPr>
+            <w:tcW w:type="dxa" w:w="2160"/>
+          </w:tcPr>
+          <w:p>
+            <w:r>
+              <w:t>261亿</w:t>
+            </w:r>
+          </w:p>
+        </w:tc>
+        <w:tc>
+          <w:tcPr>
+            <w:tcW w:type="dxa" w:w="2160"/>
+          </w:tcPr>
+          <w:p>
+            <w:r>
+              <w:t>27%</w:t>
             </w:r>
           </w:p>
         </w:tc>
@@ -1816,37 +252,37 @@
           </w:tcPr>
           <w:p>
             <w:r>
-              <w:t>鸿睿思博网络有限公司</w:t>
-            </w:r>
-          </w:p>
-        </w:tc>
-        <w:tc>
-          <w:tcPr>
-            <w:tcW w:type="dxa" w:w="2160"/>
-          </w:tcPr>
-          <w:p>
-            <w:r>
-              <w:t>新能源</w:t>
-            </w:r>
-          </w:p>
-        </w:tc>
-        <w:tc>
-          <w:tcPr>
-            <w:tcW w:type="dxa" w:w="2160"/>
-          </w:tcPr>
-          <w:p>
-            <w:r>
-              <w:t>315亿</w:t>
-            </w:r>
-          </w:p>
-        </w:tc>
-        <w:tc>
-          <w:tcPr>
-            <w:tcW w:type="dxa" w:w="2160"/>
-          </w:tcPr>
-          <w:p>
-            <w:r>
-              <w:t>30%</w:t>
+              <w:t>华泰通安传媒有限公司</w:t>
+            </w:r>
+          </w:p>
+        </w:tc>
+        <w:tc>
+          <w:tcPr>
+            <w:tcW w:type="dxa" w:w="2160"/>
+          </w:tcPr>
+          <w:p>
+            <w:r>
+              <w:t>消费科技</w:t>
+            </w:r>
+          </w:p>
+        </w:tc>
+        <w:tc>
+          <w:tcPr>
+            <w:tcW w:type="dxa" w:w="2160"/>
+          </w:tcPr>
+          <w:p>
+            <w:r>
+              <w:t>389亿</w:t>
+            </w:r>
+          </w:p>
+        </w:tc>
+        <w:tc>
+          <w:tcPr>
+            <w:tcW w:type="dxa" w:w="2160"/>
+          </w:tcPr>
+          <w:p>
+            <w:r>
+              <w:t>12%</w:t>
             </w:r>
           </w:p>
         </w:tc>
@@ -1858,37 +294,37 @@
           </w:tcPr>
           <w:p>
             <w:r>
-              <w:t>创亿网络有限公司</w:t>
-            </w:r>
-          </w:p>
-        </w:tc>
-        <w:tc>
-          <w:tcPr>
-            <w:tcW w:type="dxa" w:w="2160"/>
-          </w:tcPr>
-          <w:p>
-            <w:r>
-              <w:t>云计算</w:t>
-            </w:r>
-          </w:p>
-        </w:tc>
-        <w:tc>
-          <w:tcPr>
-            <w:tcW w:type="dxa" w:w="2160"/>
-          </w:tcPr>
-          <w:p>
-            <w:r>
-              <w:t>304亿</w:t>
-            </w:r>
-          </w:p>
-        </w:tc>
-        <w:tc>
-          <w:tcPr>
-            <w:tcW w:type="dxa" w:w="2160"/>
-          </w:tcPr>
-          <w:p>
-            <w:r>
-              <w:t>5%</w:t>
+              <w:t>图龙信息传媒有限公司</w:t>
+            </w:r>
+          </w:p>
+        </w:tc>
+        <w:tc>
+          <w:tcPr>
+            <w:tcW w:type="dxa" w:w="2160"/>
+          </w:tcPr>
+          <w:p>
+            <w:r>
+              <w:t>机器人</w:t>
+            </w:r>
+          </w:p>
+        </w:tc>
+        <w:tc>
+          <w:tcPr>
+            <w:tcW w:type="dxa" w:w="2160"/>
+          </w:tcPr>
+          <w:p>
+            <w:r>
+              <w:t>200亿</w:t>
+            </w:r>
+          </w:p>
+        </w:tc>
+        <w:tc>
+          <w:tcPr>
+            <w:tcW w:type="dxa" w:w="2160"/>
+          </w:tcPr>
+          <w:p>
+            <w:r>
+              <w:t>18%</w:t>
             </w:r>
           </w:p>
         </w:tc>
@@ -1900,37 +336,37 @@
           </w:tcPr>
           <w:p>
             <w:r>
-              <w:t>凌云网络有限公司</w:t>
-            </w:r>
-          </w:p>
-        </w:tc>
-        <w:tc>
-          <w:tcPr>
-            <w:tcW w:type="dxa" w:w="2160"/>
-          </w:tcPr>
-          <w:p>
-            <w:r>
-              <w:t>医疗科技</w:t>
-            </w:r>
-          </w:p>
-        </w:tc>
-        <w:tc>
-          <w:tcPr>
-            <w:tcW w:type="dxa" w:w="2160"/>
-          </w:tcPr>
-          <w:p>
-            <w:r>
-              <w:t>514亿</w:t>
-            </w:r>
-          </w:p>
-        </w:tc>
-        <w:tc>
-          <w:tcPr>
-            <w:tcW w:type="dxa" w:w="2160"/>
-          </w:tcPr>
-          <w:p>
-            <w:r>
-              <w:t>23%</w:t>
+              <w:t>联软网络有限公司</w:t>
+            </w:r>
+          </w:p>
+        </w:tc>
+        <w:tc>
+          <w:tcPr>
+            <w:tcW w:type="dxa" w:w="2160"/>
+          </w:tcPr>
+          <w:p>
+            <w:r>
+              <w:t>半导体</w:t>
+            </w:r>
+          </w:p>
+        </w:tc>
+        <w:tc>
+          <w:tcPr>
+            <w:tcW w:type="dxa" w:w="2160"/>
+          </w:tcPr>
+          <w:p>
+            <w:r>
+              <w:t>728亿</w:t>
+            </w:r>
+          </w:p>
+        </w:tc>
+        <w:tc>
+          <w:tcPr>
+            <w:tcW w:type="dxa" w:w="2160"/>
+          </w:tcPr>
+          <w:p>
+            <w:r>
+              <w:t>10%</w:t>
             </w:r>
           </w:p>
         </w:tc>
@@ -1942,37 +378,37 @@
           </w:tcPr>
           <w:p>
             <w:r>
-              <w:t>佳禾科技有限公司</w:t>
-            </w:r>
-          </w:p>
-        </w:tc>
-        <w:tc>
-          <w:tcPr>
-            <w:tcW w:type="dxa" w:w="2160"/>
-          </w:tcPr>
-          <w:p>
-            <w:r>
-              <w:t>半导体</w:t>
-            </w:r>
-          </w:p>
-        </w:tc>
-        <w:tc>
-          <w:tcPr>
-            <w:tcW w:type="dxa" w:w="2160"/>
-          </w:tcPr>
-          <w:p>
-            <w:r>
-              <w:t>483亿</w:t>
-            </w:r>
-          </w:p>
-        </w:tc>
-        <w:tc>
-          <w:tcPr>
-            <w:tcW w:type="dxa" w:w="2160"/>
-          </w:tcPr>
-          <w:p>
-            <w:r>
-              <w:t>12%</w:t>
+              <w:t>新格林耐特网络有限公司</w:t>
+            </w:r>
+          </w:p>
+        </w:tc>
+        <w:tc>
+          <w:tcPr>
+            <w:tcW w:type="dxa" w:w="2160"/>
+          </w:tcPr>
+          <w:p>
+            <w:r>
+              <w:t>人工智能</w:t>
+            </w:r>
+          </w:p>
+        </w:tc>
+        <w:tc>
+          <w:tcPr>
+            <w:tcW w:type="dxa" w:w="2160"/>
+          </w:tcPr>
+          <w:p>
+            <w:r>
+              <w:t>257亿</w:t>
+            </w:r>
+          </w:p>
+        </w:tc>
+        <w:tc>
+          <w:tcPr>
+            <w:tcW w:type="dxa" w:w="2160"/>
+          </w:tcPr>
+          <w:p>
+            <w:r>
+              <w:t>27%</w:t>
             </w:r>
           </w:p>
         </w:tc>
@@ -1984,37 +420,37 @@
           </w:tcPr>
           <w:p>
             <w:r>
-              <w:t>华远软件信息有限公司</w:t>
-            </w:r>
-          </w:p>
-        </w:tc>
-        <w:tc>
-          <w:tcPr>
-            <w:tcW w:type="dxa" w:w="2160"/>
-          </w:tcPr>
-          <w:p>
-            <w:r>
-              <w:t>半导体</w:t>
-            </w:r>
-          </w:p>
-        </w:tc>
-        <w:tc>
-          <w:tcPr>
-            <w:tcW w:type="dxa" w:w="2160"/>
-          </w:tcPr>
-          <w:p>
-            <w:r>
-              <w:t>675亿</w:t>
-            </w:r>
-          </w:p>
-        </w:tc>
-        <w:tc>
-          <w:tcPr>
-            <w:tcW w:type="dxa" w:w="2160"/>
-          </w:tcPr>
-          <w:p>
-            <w:r>
-              <w:t>13%</w:t>
+              <w:t>巨奥传媒有限公司</w:t>
+            </w:r>
+          </w:p>
+        </w:tc>
+        <w:tc>
+          <w:tcPr>
+            <w:tcW w:type="dxa" w:w="2160"/>
+          </w:tcPr>
+          <w:p>
+            <w:r>
+              <w:t>人工智能</w:t>
+            </w:r>
+          </w:p>
+        </w:tc>
+        <w:tc>
+          <w:tcPr>
+            <w:tcW w:type="dxa" w:w="2160"/>
+          </w:tcPr>
+          <w:p>
+            <w:r>
+              <w:t>786亿</w:t>
+            </w:r>
+          </w:p>
+        </w:tc>
+        <w:tc>
+          <w:tcPr>
+            <w:tcW w:type="dxa" w:w="2160"/>
+          </w:tcPr>
+          <w:p>
+            <w:r>
+              <w:t>20%</w:t>
             </w:r>
           </w:p>
         </w:tc>
@@ -2026,37 +462,37 @@
           </w:tcPr>
           <w:p>
             <w:r>
-              <w:t>和泰科技有限公司</w:t>
-            </w:r>
-          </w:p>
-        </w:tc>
-        <w:tc>
-          <w:tcPr>
-            <w:tcW w:type="dxa" w:w="2160"/>
-          </w:tcPr>
-          <w:p>
-            <w:r>
-              <w:t>人工智能</w:t>
-            </w:r>
-          </w:p>
-        </w:tc>
-        <w:tc>
-          <w:tcPr>
-            <w:tcW w:type="dxa" w:w="2160"/>
-          </w:tcPr>
-          <w:p>
-            <w:r>
-              <w:t>630亿</w:t>
-            </w:r>
-          </w:p>
-        </w:tc>
-        <w:tc>
-          <w:tcPr>
-            <w:tcW w:type="dxa" w:w="2160"/>
-          </w:tcPr>
-          <w:p>
-            <w:r>
-              <w:t>13%</w:t>
+              <w:t>精芯信息有限公司</w:t>
+            </w:r>
+          </w:p>
+        </w:tc>
+        <w:tc>
+          <w:tcPr>
+            <w:tcW w:type="dxa" w:w="2160"/>
+          </w:tcPr>
+          <w:p>
+            <w:r>
+              <w:t>半导体</w:t>
+            </w:r>
+          </w:p>
+        </w:tc>
+        <w:tc>
+          <w:tcPr>
+            <w:tcW w:type="dxa" w:w="2160"/>
+          </w:tcPr>
+          <w:p>
+            <w:r>
+              <w:t>453亿</w:t>
+            </w:r>
+          </w:p>
+        </w:tc>
+        <w:tc>
+          <w:tcPr>
+            <w:tcW w:type="dxa" w:w="2160"/>
+          </w:tcPr>
+          <w:p>
+            <w:r>
+              <w:t>24%</w:t>
             </w:r>
           </w:p>
         </w:tc>
@@ -2068,37 +504,37 @@
           </w:tcPr>
           <w:p>
             <w:r>
-              <w:t>新宇龙信息传媒有限公司</w:t>
-            </w:r>
-          </w:p>
-        </w:tc>
-        <w:tc>
-          <w:tcPr>
-            <w:tcW w:type="dxa" w:w="2160"/>
-          </w:tcPr>
-          <w:p>
-            <w:r>
-              <w:t>机器人</w:t>
-            </w:r>
-          </w:p>
-        </w:tc>
-        <w:tc>
-          <w:tcPr>
-            <w:tcW w:type="dxa" w:w="2160"/>
-          </w:tcPr>
-          <w:p>
-            <w:r>
-              <w:t>699亿</w:t>
-            </w:r>
-          </w:p>
-        </w:tc>
-        <w:tc>
-          <w:tcPr>
-            <w:tcW w:type="dxa" w:w="2160"/>
-          </w:tcPr>
-          <w:p>
-            <w:r>
-              <w:t>13%</w:t>
+              <w:t>昂歌信息信息有限公司</w:t>
+            </w:r>
+          </w:p>
+        </w:tc>
+        <w:tc>
+          <w:tcPr>
+            <w:tcW w:type="dxa" w:w="2160"/>
+          </w:tcPr>
+          <w:p>
+            <w:r>
+              <w:t>消费科技</w:t>
+            </w:r>
+          </w:p>
+        </w:tc>
+        <w:tc>
+          <w:tcPr>
+            <w:tcW w:type="dxa" w:w="2160"/>
+          </w:tcPr>
+          <w:p>
+            <w:r>
+              <w:t>780亿</w:t>
+            </w:r>
+          </w:p>
+        </w:tc>
+        <w:tc>
+          <w:tcPr>
+            <w:tcW w:type="dxa" w:w="2160"/>
+          </w:tcPr>
+          <w:p>
+            <w:r>
+              <w:t>14%</w:t>
             </w:r>
           </w:p>
         </w:tc>
@@ -2110,37 +546,37 @@
           </w:tcPr>
           <w:p>
             <w:r>
-              <w:t>信诚致远传媒有限公司</w:t>
-            </w:r>
-          </w:p>
-        </w:tc>
-        <w:tc>
-          <w:tcPr>
-            <w:tcW w:type="dxa" w:w="2160"/>
-          </w:tcPr>
-          <w:p>
-            <w:r>
-              <w:t>人工智能</w:t>
-            </w:r>
-          </w:p>
-        </w:tc>
-        <w:tc>
-          <w:tcPr>
-            <w:tcW w:type="dxa" w:w="2160"/>
-          </w:tcPr>
-          <w:p>
-            <w:r>
-              <w:t>565亿</w:t>
-            </w:r>
-          </w:p>
-        </w:tc>
-        <w:tc>
-          <w:tcPr>
-            <w:tcW w:type="dxa" w:w="2160"/>
-          </w:tcPr>
-          <w:p>
-            <w:r>
-              <w:t>29%</w:t>
+              <w:t>华泰通安传媒有限公司</w:t>
+            </w:r>
+          </w:p>
+        </w:tc>
+        <w:tc>
+          <w:tcPr>
+            <w:tcW w:type="dxa" w:w="2160"/>
+          </w:tcPr>
+          <w:p>
+            <w:r>
+              <w:t>消费科技</w:t>
+            </w:r>
+          </w:p>
+        </w:tc>
+        <w:tc>
+          <w:tcPr>
+            <w:tcW w:type="dxa" w:w="2160"/>
+          </w:tcPr>
+          <w:p>
+            <w:r>
+              <w:t>229亿</w:t>
+            </w:r>
+          </w:p>
+        </w:tc>
+        <w:tc>
+          <w:tcPr>
+            <w:tcW w:type="dxa" w:w="2160"/>
+          </w:tcPr>
+          <w:p>
+            <w:r>
+              <w:t>6%</w:t>
             </w:r>
           </w:p>
         </w:tc>
@@ -2152,37 +588,37 @@
           </w:tcPr>
           <w:p>
             <w:r>
-              <w:t>东方峻景网络有限公司</w:t>
-            </w:r>
-          </w:p>
-        </w:tc>
-        <w:tc>
-          <w:tcPr>
-            <w:tcW w:type="dxa" w:w="2160"/>
-          </w:tcPr>
-          <w:p>
-            <w:r>
-              <w:t>机器人</w:t>
-            </w:r>
-          </w:p>
-        </w:tc>
-        <w:tc>
-          <w:tcPr>
-            <w:tcW w:type="dxa" w:w="2160"/>
-          </w:tcPr>
-          <w:p>
-            <w:r>
-              <w:t>214亿</w:t>
-            </w:r>
-          </w:p>
-        </w:tc>
-        <w:tc>
-          <w:tcPr>
-            <w:tcW w:type="dxa" w:w="2160"/>
-          </w:tcPr>
-          <w:p>
-            <w:r>
-              <w:t>18%</w:t>
+              <w:t>富罳网络有限公司</w:t>
+            </w:r>
+          </w:p>
+        </w:tc>
+        <w:tc>
+          <w:tcPr>
+            <w:tcW w:type="dxa" w:w="2160"/>
+          </w:tcPr>
+          <w:p>
+            <w:r>
+              <w:t>新能源</w:t>
+            </w:r>
+          </w:p>
+        </w:tc>
+        <w:tc>
+          <w:tcPr>
+            <w:tcW w:type="dxa" w:w="2160"/>
+          </w:tcPr>
+          <w:p>
+            <w:r>
+              <w:t>661亿</w:t>
+            </w:r>
+          </w:p>
+        </w:tc>
+        <w:tc>
+          <w:tcPr>
+            <w:tcW w:type="dxa" w:w="2160"/>
+          </w:tcPr>
+          <w:p>
+            <w:r>
+              <w:t>29%</w:t>
             </w:r>
           </w:p>
         </w:tc>
@@ -2194,37 +630,37 @@
           </w:tcPr>
           <w:p>
             <w:r>
-              <w:t>九方网络有限公司</w:t>
-            </w:r>
-          </w:p>
-        </w:tc>
-        <w:tc>
-          <w:tcPr>
-            <w:tcW w:type="dxa" w:w="2160"/>
-          </w:tcPr>
-          <w:p>
-            <w:r>
-              <w:t>新能源</w:t>
-            </w:r>
-          </w:p>
-        </w:tc>
-        <w:tc>
-          <w:tcPr>
-            <w:tcW w:type="dxa" w:w="2160"/>
-          </w:tcPr>
-          <w:p>
-            <w:r>
-              <w:t>231亿</w:t>
-            </w:r>
-          </w:p>
-        </w:tc>
-        <w:tc>
-          <w:tcPr>
-            <w:tcW w:type="dxa" w:w="2160"/>
-          </w:tcPr>
-          <w:p>
-            <w:r>
-              <w:t>9%</w:t>
+              <w:t>华成育卓科技有限公司</w:t>
+            </w:r>
+          </w:p>
+        </w:tc>
+        <w:tc>
+          <w:tcPr>
+            <w:tcW w:type="dxa" w:w="2160"/>
+          </w:tcPr>
+          <w:p>
+            <w:r>
+              <w:t>医疗科技</w:t>
+            </w:r>
+          </w:p>
+        </w:tc>
+        <w:tc>
+          <w:tcPr>
+            <w:tcW w:type="dxa" w:w="2160"/>
+          </w:tcPr>
+          <w:p>
+            <w:r>
+              <w:t>683亿</w:t>
+            </w:r>
+          </w:p>
+        </w:tc>
+        <w:tc>
+          <w:tcPr>
+            <w:tcW w:type="dxa" w:w="2160"/>
+          </w:tcPr>
+          <w:p>
+            <w:r>
+              <w:t>30%</w:t>
             </w:r>
           </w:p>
         </w:tc>
@@ -2236,37 +672,37 @@
           </w:tcPr>
           <w:p>
             <w:r>
-              <w:t>精芯科技有限公司</w:t>
-            </w:r>
-          </w:p>
-        </w:tc>
-        <w:tc>
-          <w:tcPr>
-            <w:tcW w:type="dxa" w:w="2160"/>
-          </w:tcPr>
-          <w:p>
-            <w:r>
-              <w:t>云计算</w:t>
-            </w:r>
-          </w:p>
-        </w:tc>
-        <w:tc>
-          <w:tcPr>
-            <w:tcW w:type="dxa" w:w="2160"/>
-          </w:tcPr>
-          <w:p>
-            <w:r>
-              <w:t>289亿</w:t>
-            </w:r>
-          </w:p>
-        </w:tc>
-        <w:tc>
-          <w:tcPr>
-            <w:tcW w:type="dxa" w:w="2160"/>
-          </w:tcPr>
-          <w:p>
-            <w:r>
-              <w:t>18%</w:t>
+              <w:t>通际名联科技有限公司</w:t>
+            </w:r>
+          </w:p>
+        </w:tc>
+        <w:tc>
+          <w:tcPr>
+            <w:tcW w:type="dxa" w:w="2160"/>
+          </w:tcPr>
+          <w:p>
+            <w:r>
+              <w:t>人工智能</w:t>
+            </w:r>
+          </w:p>
+        </w:tc>
+        <w:tc>
+          <w:tcPr>
+            <w:tcW w:type="dxa" w:w="2160"/>
+          </w:tcPr>
+          <w:p>
+            <w:r>
+              <w:t>790亿</w:t>
+            </w:r>
+          </w:p>
+        </w:tc>
+        <w:tc>
+          <w:tcPr>
+            <w:tcW w:type="dxa" w:w="2160"/>
+          </w:tcPr>
+          <w:p>
+            <w:r>
+              <w:t>13%</w:t>
             </w:r>
           </w:p>
         </w:tc>
@@ -2278,37 +714,37 @@
           </w:tcPr>
           <w:p>
             <w:r>
-              <w:t>浦华众城科技有限公司</w:t>
-            </w:r>
-          </w:p>
-        </w:tc>
-        <w:tc>
-          <w:tcPr>
-            <w:tcW w:type="dxa" w:w="2160"/>
-          </w:tcPr>
-          <w:p>
-            <w:r>
-              <w:t>半导体</w:t>
-            </w:r>
-          </w:p>
-        </w:tc>
-        <w:tc>
-          <w:tcPr>
-            <w:tcW w:type="dxa" w:w="2160"/>
-          </w:tcPr>
-          <w:p>
-            <w:r>
-              <w:t>644亿</w:t>
-            </w:r>
-          </w:p>
-        </w:tc>
-        <w:tc>
-          <w:tcPr>
-            <w:tcW w:type="dxa" w:w="2160"/>
-          </w:tcPr>
-          <w:p>
-            <w:r>
-              <w:t>17%</w:t>
+              <w:t>恩悌网络有限公司</w:t>
+            </w:r>
+          </w:p>
+        </w:tc>
+        <w:tc>
+          <w:tcPr>
+            <w:tcW w:type="dxa" w:w="2160"/>
+          </w:tcPr>
+          <w:p>
+            <w:r>
+              <w:t>新能源</w:t>
+            </w:r>
+          </w:p>
+        </w:tc>
+        <w:tc>
+          <w:tcPr>
+            <w:tcW w:type="dxa" w:w="2160"/>
+          </w:tcPr>
+          <w:p>
+            <w:r>
+              <w:t>618亿</w:t>
+            </w:r>
+          </w:p>
+        </w:tc>
+        <w:tc>
+          <w:tcPr>
+            <w:tcW w:type="dxa" w:w="2160"/>
+          </w:tcPr>
+          <w:p>
+            <w:r>
+              <w:t>19%</w:t>
             </w:r>
           </w:p>
         </w:tc>
@@ -2320,37 +756,37 @@
           </w:tcPr>
           <w:p>
             <w:r>
-              <w:t>和泰传媒有限公司</w:t>
-            </w:r>
-          </w:p>
-        </w:tc>
-        <w:tc>
-          <w:tcPr>
-            <w:tcW w:type="dxa" w:w="2160"/>
-          </w:tcPr>
-          <w:p>
-            <w:r>
-              <w:t>消费科技</w:t>
-            </w:r>
-          </w:p>
-        </w:tc>
-        <w:tc>
-          <w:tcPr>
-            <w:tcW w:type="dxa" w:w="2160"/>
-          </w:tcPr>
-          <w:p>
-            <w:r>
-              <w:t>521亿</w:t>
-            </w:r>
-          </w:p>
-        </w:tc>
-        <w:tc>
-          <w:tcPr>
-            <w:tcW w:type="dxa" w:w="2160"/>
-          </w:tcPr>
-          <w:p>
-            <w:r>
-              <w:t>24%</w:t>
+              <w:t>迪摩信息有限公司</w:t>
+            </w:r>
+          </w:p>
+        </w:tc>
+        <w:tc>
+          <w:tcPr>
+            <w:tcW w:type="dxa" w:w="2160"/>
+          </w:tcPr>
+          <w:p>
+            <w:r>
+              <w:t>医疗科技</w:t>
+            </w:r>
+          </w:p>
+        </w:tc>
+        <w:tc>
+          <w:tcPr>
+            <w:tcW w:type="dxa" w:w="2160"/>
+          </w:tcPr>
+          <w:p>
+            <w:r>
+              <w:t>404亿</w:t>
+            </w:r>
+          </w:p>
+        </w:tc>
+        <w:tc>
+          <w:tcPr>
+            <w:tcW w:type="dxa" w:w="2160"/>
+          </w:tcPr>
+          <w:p>
+            <w:r>
+              <w:t>14%</w:t>
             </w:r>
           </w:p>
         </w:tc>
@@ -2361,7 +797,53 @@
         <w:pStyle w:val="Heading1"/>
       </w:pPr>
       <w:r>
-        <w:t>行业分析 4</w:t>
+        <w:t>行业分析 2</w:t>
+      </w:r>
+    </w:p>
+    <w:p>
+      <w:r>
+        <w:br/>
+        <w:t>风险管理部认为，消费科技 行业仍然面临若干</w:t>
+        <w:br/>
+        <w:t>不确定性因素，包括技术迭代风险、政策变化、</w:t>
+        <w:br/>
+        <w:t>以及市场竞争加剧等问题。</w:t>
+        <w:br/>
+      </w:r>
+    </w:p>
+    <w:p>
+      <w:r>
+        <w:br/>
+        <w:t>风险管理部认为，人工智能 行业仍然面临若干</w:t>
+        <w:br/>
+        <w:t>不确定性因素，包括技术迭代风险、政策变化、</w:t>
+        <w:br/>
+        <w:t>以及市场竞争加剧等问题。</w:t>
+        <w:br/>
+      </w:r>
+    </w:p>
+    <w:p>
+      <w:r>
+        <w:br/>
+        <w:t>泰麒麟网络有限公司 是中国 云计算 行业的重要企业之一。</w:t>
+        <w:br/>
+        <w:t>根据华辰资本 风险管理部 的研究，该公司成立于 2010 年，</w:t>
+        <w:br/>
+        <w:t>目前员工规模约 4251 人。公司近年来持续加大研发投入，</w:t>
+        <w:br/>
+        <w:t>在核心技术方面形成了较强的竞争壁垒。</w:t>
+        <w:br/>
+      </w:r>
+    </w:p>
+    <w:p>
+      <w:r>
+        <w:br/>
+        <w:t>根据内部财务模型测算，富罳网络有限公司 在未来三年</w:t>
+        <w:br/>
+        <w:t>收入复合增长率预计可达到 26% 左右。</w:t>
+        <w:br/>
+        <w:t>该预测基于行业需求增长以及公司产能扩张计划。</w:t>
+        <w:br/>
       </w:r>
     </w:p>
     <w:p>
@@ -2369,7 +851,7 @@
         <w:br/>
         <w:t>华辰资本旗下的 HC AI Innovation Fund 在最近的资产配置会议中</w:t>
         <w:br/>
-        <w:t>讨论了 新能源 行业的投资机会，并对 九方网络有限公司</w:t>
+        <w:t>讨论了 新能源 行业的投资机会，并对 富罳网络有限公司</w:t>
         <w:br/>
         <w:t>进行了重点评估。</w:t>
         <w:br/>
@@ -2378,81 +860,33 @@
     <w:p>
       <w:r>
         <w:br/>
-        <w:t>东方峻景网络有限公司 是中国 机器人 行业的重要企业之一。</w:t>
+        <w:t>根据内部财务模型测算，华成育卓科技有限公司 在未来三年</w:t>
         <w:br/>
-        <w:t>根据华辰资本 投资委员会 的研究，该公司成立于 2020 年，</w:t>
+        <w:t>收入复合增长率预计可达到 19% 左右。</w:t>
         <w:br/>
-        <w:t>目前员工规模约 7859 人。公司近年来持续加大研发投入，</w:t>
-        <w:br/>
-        <w:t>在核心技术方面形成了较强的竞争壁垒。</w:t>
+        <w:t>该预测基于行业需求增长以及公司产能扩张计划。</w:t>
         <w:br/>
       </w:r>
     </w:p>
     <w:p>
       <w:r>
         <w:br/>
-        <w:t>从产业链角度看，新能源 行业主要由上游设备厂商、</w:t>
+        <w:t>风险管理部认为，云计算 行业仍然面临若干</w:t>
         <w:br/>
-        <w:t>中游平台企业以及下游应用厂商组成。</w:t>
+        <w:t>不确定性因素，包括技术迭代风险、政策变化、</w:t>
         <w:br/>
-        <w:t>鸿睿思博网络有限公司 主要位于产业链的 下游 环节。</w:t>
+        <w:t>以及市场竞争加剧等问题。</w:t>
         <w:br/>
       </w:r>
     </w:p>
     <w:p>
       <w:r>
         <w:br/>
-        <w:t>从产业链角度看，人工智能 行业主要由上游设备厂商、</w:t>
+        <w:t>艾提科信科技有限公司 是中国 云计算 行业的重要企业之一。</w:t>
         <w:br/>
-        <w:t>中游平台企业以及下游应用厂商组成。</w:t>
+        <w:t>根据华辰资本 投资委员会 的研究，该公司成立于 2006 年，</w:t>
         <w:br/>
-        <w:t>和泰科技有限公司 主要位于产业链的 上游 环节。</w:t>
-        <w:br/>
-      </w:r>
-    </w:p>
-    <w:p>
-      <w:r>
-        <w:br/>
-        <w:t>华辰资本旗下的 HC Quant Arbitrage Fund 在最近的资产配置会议中</w:t>
-        <w:br/>
-        <w:t>讨论了 医疗科技 行业的投资机会，并对 雨林木风计算机网络有限公司</w:t>
-        <w:br/>
-        <w:t>进行了重点评估。</w:t>
-        <w:br/>
-      </w:r>
-    </w:p>
-    <w:p>
-      <w:r>
-        <w:br/>
-        <w:t>从产业链角度看，医疗科技 行业主要由上游设备厂商、</w:t>
-        <w:br/>
-        <w:t>中游平台企业以及下游应用厂商组成。</w:t>
-        <w:br/>
-        <w:t>创亿信息有限公司 主要位于产业链的 上游 环节。</w:t>
-        <w:br/>
-      </w:r>
-    </w:p>
-    <w:p>
-      <w:r>
-        <w:br/>
-        <w:t>天益信息有限公司 是中国 云计算 行业的重要企业之一。</w:t>
-        <w:br/>
-        <w:t>根据华辰资本 投资策略部 的研究，该公司成立于 2015 年，</w:t>
-        <w:br/>
-        <w:t>目前员工规模约 6900 人。公司近年来持续加大研发投入，</w:t>
-        <w:br/>
-        <w:t>在核心技术方面形成了较强的竞争壁垒。</w:t>
-        <w:br/>
-      </w:r>
-    </w:p>
-    <w:p>
-      <w:r>
-        <w:br/>
-        <w:t>艾提科信科技有限公司 是中国 机器人 行业的重要企业之一。</w:t>
-        <w:br/>
-        <w:t>根据华辰资本 量化研究部 的研究，该公司成立于 2017 年，</w:t>
-        <w:br/>
-        <w:t>目前员工规模约 324 人。公司近年来持续加大研发投入，</w:t>
+        <w:t>目前员工规模约 3804 人。公司近年来持续加大研发投入，</w:t>
         <w:br/>
         <w:t>在核心技术方面形成了较强的竞争壁垒。</w:t>
         <w:br/>
@@ -2518,37 +952,37 @@
           </w:tcPr>
           <w:p>
             <w:r>
-              <w:t>飞利信科技有限公司</w:t>
-            </w:r>
-          </w:p>
-        </w:tc>
-        <w:tc>
-          <w:tcPr>
-            <w:tcW w:type="dxa" w:w="2160"/>
-          </w:tcPr>
-          <w:p>
-            <w:r>
-              <w:t>新能源</w:t>
-            </w:r>
-          </w:p>
-        </w:tc>
-        <w:tc>
-          <w:tcPr>
-            <w:tcW w:type="dxa" w:w="2160"/>
-          </w:tcPr>
-          <w:p>
-            <w:r>
-              <w:t>522亿</w:t>
-            </w:r>
-          </w:p>
-        </w:tc>
-        <w:tc>
-          <w:tcPr>
-            <w:tcW w:type="dxa" w:w="2160"/>
-          </w:tcPr>
-          <w:p>
-            <w:r>
-              <w:t>6%</w:t>
+              <w:t>泰麒麟网络有限公司</w:t>
+            </w:r>
+          </w:p>
+        </w:tc>
+        <w:tc>
+          <w:tcPr>
+            <w:tcW w:type="dxa" w:w="2160"/>
+          </w:tcPr>
+          <w:p>
+            <w:r>
+              <w:t>云计算</w:t>
+            </w:r>
+          </w:p>
+        </w:tc>
+        <w:tc>
+          <w:tcPr>
+            <w:tcW w:type="dxa" w:w="2160"/>
+          </w:tcPr>
+          <w:p>
+            <w:r>
+              <w:t>423亿</w:t>
+            </w:r>
+          </w:p>
+        </w:tc>
+        <w:tc>
+          <w:tcPr>
+            <w:tcW w:type="dxa" w:w="2160"/>
+          </w:tcPr>
+          <w:p>
+            <w:r>
+              <w:t>12%</w:t>
             </w:r>
           </w:p>
         </w:tc>
@@ -2560,37 +994,37 @@
           </w:tcPr>
           <w:p>
             <w:r>
-              <w:t>浦华众城信息有限公司</w:t>
-            </w:r>
-          </w:p>
-        </w:tc>
-        <w:tc>
-          <w:tcPr>
-            <w:tcW w:type="dxa" w:w="2160"/>
-          </w:tcPr>
-          <w:p>
-            <w:r>
-              <w:t>云计算</w:t>
-            </w:r>
-          </w:p>
-        </w:tc>
-        <w:tc>
-          <w:tcPr>
-            <w:tcW w:type="dxa" w:w="2160"/>
-          </w:tcPr>
-          <w:p>
-            <w:r>
-              <w:t>304亿</w:t>
-            </w:r>
-          </w:p>
-        </w:tc>
-        <w:tc>
-          <w:tcPr>
-            <w:tcW w:type="dxa" w:w="2160"/>
-          </w:tcPr>
-          <w:p>
-            <w:r>
-              <w:t>25%</w:t>
+              <w:t>华成育卓传媒有限公司</w:t>
+            </w:r>
+          </w:p>
+        </w:tc>
+        <w:tc>
+          <w:tcPr>
+            <w:tcW w:type="dxa" w:w="2160"/>
+          </w:tcPr>
+          <w:p>
+            <w:r>
+              <w:t>人工智能</w:t>
+            </w:r>
+          </w:p>
+        </w:tc>
+        <w:tc>
+          <w:tcPr>
+            <w:tcW w:type="dxa" w:w="2160"/>
+          </w:tcPr>
+          <w:p>
+            <w:r>
+              <w:t>785亿</w:t>
+            </w:r>
+          </w:p>
+        </w:tc>
+        <w:tc>
+          <w:tcPr>
+            <w:tcW w:type="dxa" w:w="2160"/>
+          </w:tcPr>
+          <w:p>
+            <w:r>
+              <w:t>18%</w:t>
             </w:r>
           </w:p>
         </w:tc>
@@ -2602,37 +1036,37 @@
           </w:tcPr>
           <w:p>
             <w:r>
-              <w:t>信诚致远传媒有限公司</w:t>
-            </w:r>
-          </w:p>
-        </w:tc>
-        <w:tc>
-          <w:tcPr>
-            <w:tcW w:type="dxa" w:w="2160"/>
-          </w:tcPr>
-          <w:p>
-            <w:r>
-              <w:t>人工智能</w:t>
-            </w:r>
-          </w:p>
-        </w:tc>
-        <w:tc>
-          <w:tcPr>
-            <w:tcW w:type="dxa" w:w="2160"/>
-          </w:tcPr>
-          <w:p>
-            <w:r>
-              <w:t>464亿</w:t>
-            </w:r>
-          </w:p>
-        </w:tc>
-        <w:tc>
-          <w:tcPr>
-            <w:tcW w:type="dxa" w:w="2160"/>
-          </w:tcPr>
-          <w:p>
-            <w:r>
-              <w:t>9%</w:t>
+              <w:t>中建创业科技有限公司</w:t>
+            </w:r>
+          </w:p>
+        </w:tc>
+        <w:tc>
+          <w:tcPr>
+            <w:tcW w:type="dxa" w:w="2160"/>
+          </w:tcPr>
+          <w:p>
+            <w:r>
+              <w:t>半导体</w:t>
+            </w:r>
+          </w:p>
+        </w:tc>
+        <w:tc>
+          <w:tcPr>
+            <w:tcW w:type="dxa" w:w="2160"/>
+          </w:tcPr>
+          <w:p>
+            <w:r>
+              <w:t>552亿</w:t>
+            </w:r>
+          </w:p>
+        </w:tc>
+        <w:tc>
+          <w:tcPr>
+            <w:tcW w:type="dxa" w:w="2160"/>
+          </w:tcPr>
+          <w:p>
+            <w:r>
+              <w:t>14%</w:t>
             </w:r>
           </w:p>
         </w:tc>
@@ -2644,37 +1078,37 @@
           </w:tcPr>
           <w:p>
             <w:r>
-              <w:t>银嘉信息有限公司</w:t>
-            </w:r>
-          </w:p>
-        </w:tc>
-        <w:tc>
-          <w:tcPr>
-            <w:tcW w:type="dxa" w:w="2160"/>
-          </w:tcPr>
-          <w:p>
-            <w:r>
-              <w:t>消费科技</w:t>
-            </w:r>
-          </w:p>
-        </w:tc>
-        <w:tc>
-          <w:tcPr>
-            <w:tcW w:type="dxa" w:w="2160"/>
-          </w:tcPr>
-          <w:p>
-            <w:r>
-              <w:t>659亿</w:t>
-            </w:r>
-          </w:p>
-        </w:tc>
-        <w:tc>
-          <w:tcPr>
-            <w:tcW w:type="dxa" w:w="2160"/>
-          </w:tcPr>
-          <w:p>
-            <w:r>
-              <w:t>29%</w:t>
+              <w:t>雨林木风计算机科技有限公司</w:t>
+            </w:r>
+          </w:p>
+        </w:tc>
+        <w:tc>
+          <w:tcPr>
+            <w:tcW w:type="dxa" w:w="2160"/>
+          </w:tcPr>
+          <w:p>
+            <w:r>
+              <w:t>半导体</w:t>
+            </w:r>
+          </w:p>
+        </w:tc>
+        <w:tc>
+          <w:tcPr>
+            <w:tcW w:type="dxa" w:w="2160"/>
+          </w:tcPr>
+          <w:p>
+            <w:r>
+              <w:t>706亿</w:t>
+            </w:r>
+          </w:p>
+        </w:tc>
+        <w:tc>
+          <w:tcPr>
+            <w:tcW w:type="dxa" w:w="2160"/>
+          </w:tcPr>
+          <w:p>
+            <w:r>
+              <w:t>6%</w:t>
             </w:r>
           </w:p>
         </w:tc>
@@ -2686,37 +1120,37 @@
           </w:tcPr>
           <w:p>
             <w:r>
-              <w:t>飞利信科技有限公司</w:t>
-            </w:r>
-          </w:p>
-        </w:tc>
-        <w:tc>
-          <w:tcPr>
-            <w:tcW w:type="dxa" w:w="2160"/>
-          </w:tcPr>
-          <w:p>
-            <w:r>
-              <w:t>新能源</w:t>
-            </w:r>
-          </w:p>
-        </w:tc>
-        <w:tc>
-          <w:tcPr>
-            <w:tcW w:type="dxa" w:w="2160"/>
-          </w:tcPr>
-          <w:p>
-            <w:r>
-              <w:t>444亿</w:t>
-            </w:r>
-          </w:p>
-        </w:tc>
-        <w:tc>
-          <w:tcPr>
-            <w:tcW w:type="dxa" w:w="2160"/>
-          </w:tcPr>
-          <w:p>
-            <w:r>
-              <w:t>14%</w:t>
+              <w:t>华泰通安网络有限公司</w:t>
+            </w:r>
+          </w:p>
+        </w:tc>
+        <w:tc>
+          <w:tcPr>
+            <w:tcW w:type="dxa" w:w="2160"/>
+          </w:tcPr>
+          <w:p>
+            <w:r>
+              <w:t>半导体</w:t>
+            </w:r>
+          </w:p>
+        </w:tc>
+        <w:tc>
+          <w:tcPr>
+            <w:tcW w:type="dxa" w:w="2160"/>
+          </w:tcPr>
+          <w:p>
+            <w:r>
+              <w:t>643亿</w:t>
+            </w:r>
+          </w:p>
+        </w:tc>
+        <w:tc>
+          <w:tcPr>
+            <w:tcW w:type="dxa" w:w="2160"/>
+          </w:tcPr>
+          <w:p>
+            <w:r>
+              <w:t>21%</w:t>
             </w:r>
           </w:p>
         </w:tc>
@@ -2728,37 +1162,37 @@
           </w:tcPr>
           <w:p>
             <w:r>
-              <w:t>昊嘉网络有限公司</w:t>
-            </w:r>
-          </w:p>
-        </w:tc>
-        <w:tc>
-          <w:tcPr>
-            <w:tcW w:type="dxa" w:w="2160"/>
-          </w:tcPr>
-          <w:p>
-            <w:r>
-              <w:t>新能源</w:t>
-            </w:r>
-          </w:p>
-        </w:tc>
-        <w:tc>
-          <w:tcPr>
-            <w:tcW w:type="dxa" w:w="2160"/>
-          </w:tcPr>
-          <w:p>
-            <w:r>
-              <w:t>290亿</w:t>
-            </w:r>
-          </w:p>
-        </w:tc>
-        <w:tc>
-          <w:tcPr>
-            <w:tcW w:type="dxa" w:w="2160"/>
-          </w:tcPr>
-          <w:p>
-            <w:r>
-              <w:t>5%</w:t>
+              <w:t>飞海科技传媒有限公司</w:t>
+            </w:r>
+          </w:p>
+        </w:tc>
+        <w:tc>
+          <w:tcPr>
+            <w:tcW w:type="dxa" w:w="2160"/>
+          </w:tcPr>
+          <w:p>
+            <w:r>
+              <w:t>消费科技</w:t>
+            </w:r>
+          </w:p>
+        </w:tc>
+        <w:tc>
+          <w:tcPr>
+            <w:tcW w:type="dxa" w:w="2160"/>
+          </w:tcPr>
+          <w:p>
+            <w:r>
+              <w:t>584亿</w:t>
+            </w:r>
+          </w:p>
+        </w:tc>
+        <w:tc>
+          <w:tcPr>
+            <w:tcW w:type="dxa" w:w="2160"/>
+          </w:tcPr>
+          <w:p>
+            <w:r>
+              <w:t>6%</w:t>
             </w:r>
           </w:p>
         </w:tc>
@@ -2770,37 +1204,37 @@
           </w:tcPr>
           <w:p>
             <w:r>
-              <w:t>创汇传媒有限公司</w:t>
-            </w:r>
-          </w:p>
-        </w:tc>
-        <w:tc>
-          <w:tcPr>
-            <w:tcW w:type="dxa" w:w="2160"/>
-          </w:tcPr>
-          <w:p>
-            <w:r>
-              <w:t>新能源</w:t>
-            </w:r>
-          </w:p>
-        </w:tc>
-        <w:tc>
-          <w:tcPr>
-            <w:tcW w:type="dxa" w:w="2160"/>
-          </w:tcPr>
-          <w:p>
-            <w:r>
-              <w:t>121亿</w:t>
-            </w:r>
-          </w:p>
-        </w:tc>
-        <w:tc>
-          <w:tcPr>
-            <w:tcW w:type="dxa" w:w="2160"/>
-          </w:tcPr>
-          <w:p>
-            <w:r>
-              <w:t>6%</w:t>
+              <w:t>迪摩信息有限公司</w:t>
+            </w:r>
+          </w:p>
+        </w:tc>
+        <w:tc>
+          <w:tcPr>
+            <w:tcW w:type="dxa" w:w="2160"/>
+          </w:tcPr>
+          <w:p>
+            <w:r>
+              <w:t>医疗科技</w:t>
+            </w:r>
+          </w:p>
+        </w:tc>
+        <w:tc>
+          <w:tcPr>
+            <w:tcW w:type="dxa" w:w="2160"/>
+          </w:tcPr>
+          <w:p>
+            <w:r>
+              <w:t>790亿</w:t>
+            </w:r>
+          </w:p>
+        </w:tc>
+        <w:tc>
+          <w:tcPr>
+            <w:tcW w:type="dxa" w:w="2160"/>
+          </w:tcPr>
+          <w:p>
+            <w:r>
+              <w:t>21%</w:t>
             </w:r>
           </w:p>
         </w:tc>
@@ -2812,37 +1246,37 @@
           </w:tcPr>
           <w:p>
             <w:r>
-              <w:t>佳禾科技有限公司</w:t>
-            </w:r>
-          </w:p>
-        </w:tc>
-        <w:tc>
-          <w:tcPr>
-            <w:tcW w:type="dxa" w:w="2160"/>
-          </w:tcPr>
-          <w:p>
-            <w:r>
-              <w:t>半导体</w:t>
-            </w:r>
-          </w:p>
-        </w:tc>
-        <w:tc>
-          <w:tcPr>
-            <w:tcW w:type="dxa" w:w="2160"/>
-          </w:tcPr>
-          <w:p>
-            <w:r>
-              <w:t>158亿</w:t>
-            </w:r>
-          </w:p>
-        </w:tc>
-        <w:tc>
-          <w:tcPr>
-            <w:tcW w:type="dxa" w:w="2160"/>
-          </w:tcPr>
-          <w:p>
-            <w:r>
-              <w:t>14%</w:t>
+              <w:t>华泰通安传媒有限公司</w:t>
+            </w:r>
+          </w:p>
+        </w:tc>
+        <w:tc>
+          <w:tcPr>
+            <w:tcW w:type="dxa" w:w="2160"/>
+          </w:tcPr>
+          <w:p>
+            <w:r>
+              <w:t>消费科技</w:t>
+            </w:r>
+          </w:p>
+        </w:tc>
+        <w:tc>
+          <w:tcPr>
+            <w:tcW w:type="dxa" w:w="2160"/>
+          </w:tcPr>
+          <w:p>
+            <w:r>
+              <w:t>101亿</w:t>
+            </w:r>
+          </w:p>
+        </w:tc>
+        <w:tc>
+          <w:tcPr>
+            <w:tcW w:type="dxa" w:w="2160"/>
+          </w:tcPr>
+          <w:p>
+            <w:r>
+              <w:t>18%</w:t>
             </w:r>
           </w:p>
         </w:tc>
@@ -2854,7 +1288,7 @@
           </w:tcPr>
           <w:p>
             <w:r>
-              <w:t>华远软件信息有限公司</w:t>
+              <w:t>华泰通安网络有限公司</w:t>
             </w:r>
           </w:p>
         </w:tc>
@@ -2874,17 +1308,17 @@
           </w:tcPr>
           <w:p>
             <w:r>
-              <w:t>565亿</w:t>
-            </w:r>
-          </w:p>
-        </w:tc>
-        <w:tc>
-          <w:tcPr>
-            <w:tcW w:type="dxa" w:w="2160"/>
-          </w:tcPr>
-          <w:p>
-            <w:r>
-              <w:t>19%</w:t>
+              <w:t>393亿</w:t>
+            </w:r>
+          </w:p>
+        </w:tc>
+        <w:tc>
+          <w:tcPr>
+            <w:tcW w:type="dxa" w:w="2160"/>
+          </w:tcPr>
+          <w:p>
+            <w:r>
+              <w:t>28%</w:t>
             </w:r>
           </w:p>
         </w:tc>
@@ -2896,7 +1330,7 @@
           </w:tcPr>
           <w:p>
             <w:r>
-              <w:t>富罳信息有限公司</w:t>
+              <w:t>昊嘉科技有限公司</w:t>
             </w:r>
           </w:p>
         </w:tc>
@@ -2916,17 +1350,17 @@
           </w:tcPr>
           <w:p>
             <w:r>
-              <w:t>455亿</w:t>
-            </w:r>
-          </w:p>
-        </w:tc>
-        <w:tc>
-          <w:tcPr>
-            <w:tcW w:type="dxa" w:w="2160"/>
-          </w:tcPr>
-          <w:p>
-            <w:r>
-              <w:t>5%</w:t>
+              <w:t>683亿</w:t>
+            </w:r>
+          </w:p>
+        </w:tc>
+        <w:tc>
+          <w:tcPr>
+            <w:tcW w:type="dxa" w:w="2160"/>
+          </w:tcPr>
+          <w:p>
+            <w:r>
+              <w:t>20%</w:t>
             </w:r>
           </w:p>
         </w:tc>
@@ -2938,7 +1372,7 @@
           </w:tcPr>
           <w:p>
             <w:r>
-              <w:t>快讯网络有限公司</w:t>
+              <w:t>创汇传媒有限公司</w:t>
             </w:r>
           </w:p>
         </w:tc>
@@ -2958,17 +1392,17 @@
           </w:tcPr>
           <w:p>
             <w:r>
-              <w:t>205亿</w:t>
-            </w:r>
-          </w:p>
-        </w:tc>
-        <w:tc>
-          <w:tcPr>
-            <w:tcW w:type="dxa" w:w="2160"/>
-          </w:tcPr>
-          <w:p>
-            <w:r>
-              <w:t>15%</w:t>
+              <w:t>367亿</w:t>
+            </w:r>
+          </w:p>
+        </w:tc>
+        <w:tc>
+          <w:tcPr>
+            <w:tcW w:type="dxa" w:w="2160"/>
+          </w:tcPr>
+          <w:p>
+            <w:r>
+              <w:t>7%</w:t>
             </w:r>
           </w:p>
         </w:tc>
@@ -2980,37 +1414,37 @@
           </w:tcPr>
           <w:p>
             <w:r>
-              <w:t>东方峻景网络有限公司</w:t>
-            </w:r>
-          </w:p>
-        </w:tc>
-        <w:tc>
-          <w:tcPr>
-            <w:tcW w:type="dxa" w:w="2160"/>
-          </w:tcPr>
-          <w:p>
-            <w:r>
-              <w:t>机器人</w:t>
-            </w:r>
-          </w:p>
-        </w:tc>
-        <w:tc>
-          <w:tcPr>
-            <w:tcW w:type="dxa" w:w="2160"/>
-          </w:tcPr>
-          <w:p>
-            <w:r>
-              <w:t>455亿</w:t>
-            </w:r>
-          </w:p>
-        </w:tc>
-        <w:tc>
-          <w:tcPr>
-            <w:tcW w:type="dxa" w:w="2160"/>
-          </w:tcPr>
-          <w:p>
-            <w:r>
-              <w:t>24%</w:t>
+              <w:t>鑫博腾飞信息有限公司</w:t>
+            </w:r>
+          </w:p>
+        </w:tc>
+        <w:tc>
+          <w:tcPr>
+            <w:tcW w:type="dxa" w:w="2160"/>
+          </w:tcPr>
+          <w:p>
+            <w:r>
+              <w:t>消费科技</w:t>
+            </w:r>
+          </w:p>
+        </w:tc>
+        <w:tc>
+          <w:tcPr>
+            <w:tcW w:type="dxa" w:w="2160"/>
+          </w:tcPr>
+          <w:p>
+            <w:r>
+              <w:t>514亿</w:t>
+            </w:r>
+          </w:p>
+        </w:tc>
+        <w:tc>
+          <w:tcPr>
+            <w:tcW w:type="dxa" w:w="2160"/>
+          </w:tcPr>
+          <w:p>
+            <w:r>
+              <w:t>10%</w:t>
             </w:r>
           </w:p>
         </w:tc>
@@ -3022,37 +1456,37 @@
           </w:tcPr>
           <w:p>
             <w:r>
-              <w:t>浦华众城信息有限公司</w:t>
-            </w:r>
-          </w:p>
-        </w:tc>
-        <w:tc>
-          <w:tcPr>
-            <w:tcW w:type="dxa" w:w="2160"/>
-          </w:tcPr>
-          <w:p>
-            <w:r>
-              <w:t>云计算</w:t>
-            </w:r>
-          </w:p>
-        </w:tc>
-        <w:tc>
-          <w:tcPr>
-            <w:tcW w:type="dxa" w:w="2160"/>
-          </w:tcPr>
-          <w:p>
-            <w:r>
-              <w:t>152亿</w:t>
-            </w:r>
-          </w:p>
-        </w:tc>
-        <w:tc>
-          <w:tcPr>
-            <w:tcW w:type="dxa" w:w="2160"/>
-          </w:tcPr>
-          <w:p>
-            <w:r>
-              <w:t>6%</w:t>
+              <w:t>浦华众城网络有限公司</w:t>
+            </w:r>
+          </w:p>
+        </w:tc>
+        <w:tc>
+          <w:tcPr>
+            <w:tcW w:type="dxa" w:w="2160"/>
+          </w:tcPr>
+          <w:p>
+            <w:r>
+              <w:t>新能源</w:t>
+            </w:r>
+          </w:p>
+        </w:tc>
+        <w:tc>
+          <w:tcPr>
+            <w:tcW w:type="dxa" w:w="2160"/>
+          </w:tcPr>
+          <w:p>
+            <w:r>
+              <w:t>638亿</w:t>
+            </w:r>
+          </w:p>
+        </w:tc>
+        <w:tc>
+          <w:tcPr>
+            <w:tcW w:type="dxa" w:w="2160"/>
+          </w:tcPr>
+          <w:p>
+            <w:r>
+              <w:t>16%</w:t>
             </w:r>
           </w:p>
         </w:tc>
@@ -3064,37 +1498,37 @@
           </w:tcPr>
           <w:p>
             <w:r>
-              <w:t>创汇传媒有限公司</w:t>
-            </w:r>
-          </w:p>
-        </w:tc>
-        <w:tc>
-          <w:tcPr>
-            <w:tcW w:type="dxa" w:w="2160"/>
-          </w:tcPr>
-          <w:p>
-            <w:r>
-              <w:t>新能源</w:t>
-            </w:r>
-          </w:p>
-        </w:tc>
-        <w:tc>
-          <w:tcPr>
-            <w:tcW w:type="dxa" w:w="2160"/>
-          </w:tcPr>
-          <w:p>
-            <w:r>
-              <w:t>418亿</w:t>
-            </w:r>
-          </w:p>
-        </w:tc>
-        <w:tc>
-          <w:tcPr>
-            <w:tcW w:type="dxa" w:w="2160"/>
-          </w:tcPr>
-          <w:p>
-            <w:r>
-              <w:t>6%</w:t>
+              <w:t>华泰通安传媒有限公司</w:t>
+            </w:r>
+          </w:p>
+        </w:tc>
+        <w:tc>
+          <w:tcPr>
+            <w:tcW w:type="dxa" w:w="2160"/>
+          </w:tcPr>
+          <w:p>
+            <w:r>
+              <w:t>消费科技</w:t>
+            </w:r>
+          </w:p>
+        </w:tc>
+        <w:tc>
+          <w:tcPr>
+            <w:tcW w:type="dxa" w:w="2160"/>
+          </w:tcPr>
+          <w:p>
+            <w:r>
+              <w:t>116亿</w:t>
+            </w:r>
+          </w:p>
+        </w:tc>
+        <w:tc>
+          <w:tcPr>
+            <w:tcW w:type="dxa" w:w="2160"/>
+          </w:tcPr>
+          <w:p>
+            <w:r>
+              <w:t>24%</w:t>
             </w:r>
           </w:p>
         </w:tc>
@@ -3106,37 +1540,37 @@
           </w:tcPr>
           <w:p>
             <w:r>
-              <w:t>鸿睿思博信息有限公司</w:t>
-            </w:r>
-          </w:p>
-        </w:tc>
-        <w:tc>
-          <w:tcPr>
-            <w:tcW w:type="dxa" w:w="2160"/>
-          </w:tcPr>
-          <w:p>
-            <w:r>
-              <w:t>半导体</w:t>
-            </w:r>
-          </w:p>
-        </w:tc>
-        <w:tc>
-          <w:tcPr>
-            <w:tcW w:type="dxa" w:w="2160"/>
-          </w:tcPr>
-          <w:p>
-            <w:r>
-              <w:t>788亿</w:t>
-            </w:r>
-          </w:p>
-        </w:tc>
-        <w:tc>
-          <w:tcPr>
-            <w:tcW w:type="dxa" w:w="2160"/>
-          </w:tcPr>
-          <w:p>
-            <w:r>
-              <w:t>21%</w:t>
+              <w:t>通际名联科技有限公司</w:t>
+            </w:r>
+          </w:p>
+        </w:tc>
+        <w:tc>
+          <w:tcPr>
+            <w:tcW w:type="dxa" w:w="2160"/>
+          </w:tcPr>
+          <w:p>
+            <w:r>
+              <w:t>人工智能</w:t>
+            </w:r>
+          </w:p>
+        </w:tc>
+        <w:tc>
+          <w:tcPr>
+            <w:tcW w:type="dxa" w:w="2160"/>
+          </w:tcPr>
+          <w:p>
+            <w:r>
+              <w:t>565亿</w:t>
+            </w:r>
+          </w:p>
+        </w:tc>
+        <w:tc>
+          <w:tcPr>
+            <w:tcW w:type="dxa" w:w="2160"/>
+          </w:tcPr>
+          <w:p>
+            <w:r>
+              <w:t>17%</w:t>
             </w:r>
           </w:p>
         </w:tc>
@@ -3147,17 +1581,17 @@
         <w:pStyle w:val="Heading1"/>
       </w:pPr>
       <w:r>
-        <w:t>行业分析 5</w:t>
+        <w:t>行业分析 3</w:t>
       </w:r>
     </w:p>
     <w:p>
       <w:r>
         <w:br/>
-        <w:t>浦华众城科技有限公司 是中国 半导体 行业的重要企业之一。</w:t>
+        <w:t>鑫博腾飞信息有限公司 是中国 消费科技 行业的重要企业之一。</w:t>
         <w:br/>
-        <w:t>根据华辰资本 风险管理部 的研究，该公司成立于 2015 年，</w:t>
+        <w:t>根据华辰资本 量化研究部 的研究，该公司成立于 2016 年，</w:t>
         <w:br/>
-        <w:t>目前员工规模约 273 人。公司近年来持续加大研发投入，</w:t>
+        <w:t>目前员工规模约 4167 人。公司近年来持续加大研发投入，</w:t>
         <w:br/>
         <w:t>在核心技术方面形成了较强的竞争壁垒。</w:t>
         <w:br/>
@@ -3166,9 +1600,9 @@
     <w:p>
       <w:r>
         <w:br/>
-        <w:t>根据内部财务模型测算，富罳信息有限公司 在未来三年</w:t>
+        <w:t>根据内部财务模型测算，图龙信息传媒有限公司 在未来三年</w:t>
         <w:br/>
-        <w:t>收入复合增长率预计可达到 19% 左右。</w:t>
+        <w:t>收入复合增长率预计可达到 27% 左右。</w:t>
         <w:br/>
         <w:t>该预测基于行业需求增长以及公司产能扩张计划。</w:t>
         <w:br/>
@@ -3177,33 +1611,22 @@
     <w:p>
       <w:r>
         <w:br/>
-        <w:t>根据内部财务模型测算，创联世纪科技有限公司 在未来三年</w:t>
+        <w:t>风险管理部认为，半导体 行业仍然面临若干</w:t>
         <w:br/>
-        <w:t>收入复合增长率预计可达到 15% 左右。</w:t>
+        <w:t>不确定性因素，包括技术迭代风险、政策变化、</w:t>
         <w:br/>
-        <w:t>该预测基于行业需求增长以及公司产能扩张计划。</w:t>
+        <w:t>以及市场竞争加剧等问题。</w:t>
         <w:br/>
       </w:r>
     </w:p>
     <w:p>
       <w:r>
         <w:br/>
-        <w:t>根据内部财务模型测算，创汇传媒有限公司 在未来三年</w:t>
+        <w:t>通际名联网络有限公司 是中国 机器人 行业的重要企业之一。</w:t>
         <w:br/>
-        <w:t>收入复合增长率预计可达到 11% 左右。</w:t>
+        <w:t>根据华辰资本 风险管理部 的研究，该公司成立于 2016 年，</w:t>
         <w:br/>
-        <w:t>该预测基于行业需求增长以及公司产能扩张计划。</w:t>
-        <w:br/>
-      </w:r>
-    </w:p>
-    <w:p>
-      <w:r>
-        <w:br/>
-        <w:t>国讯网络有限公司 是中国 云计算 行业的重要企业之一。</w:t>
-        <w:br/>
-        <w:t>根据华辰资本 量化研究部 的研究，该公司成立于 2016 年，</w:t>
-        <w:br/>
-        <w:t>目前员工规模约 6348 人。公司近年来持续加大研发投入，</w:t>
+        <w:t>目前员工规模约 3310 人。公司近年来持续加大研发投入，</w:t>
         <w:br/>
         <w:t>在核心技术方面形成了较强的竞争壁垒。</w:t>
         <w:br/>
@@ -3212,35 +1635,44 @@
     <w:p>
       <w:r>
         <w:br/>
-        <w:t>艾提科信科技有限公司 是中国 机器人 行业的重要企业之一。</w:t>
+        <w:t>风险管理部认为，人工智能 行业仍然面临若干</w:t>
         <w:br/>
-        <w:t>根据华辰资本 风险管理部 的研究，该公司成立于 2017 年，</w:t>
+        <w:t>不确定性因素，包括技术迭代风险、政策变化、</w:t>
         <w:br/>
-        <w:t>目前员工规模约 324 人。公司近年来持续加大研发投入，</w:t>
-        <w:br/>
-        <w:t>在核心技术方面形成了较强的竞争壁垒。</w:t>
+        <w:t>以及市场竞争加剧等问题。</w:t>
         <w:br/>
       </w:r>
     </w:p>
     <w:p>
       <w:r>
         <w:br/>
-        <w:t>根据内部财务模型测算，浦华众城信息有限公司 在未来三年</w:t>
+        <w:t>从产业链角度看，医疗科技 行业主要由上游设备厂商、</w:t>
         <w:br/>
-        <w:t>收入复合增长率预计可达到 20% 左右。</w:t>
+        <w:t>中游平台企业以及下游应用厂商组成。</w:t>
         <w:br/>
-        <w:t>该预测基于行业需求增长以及公司产能扩张计划。</w:t>
+        <w:t>昊嘉科技有限公司 主要位于产业链的 上游 环节。</w:t>
         <w:br/>
       </w:r>
     </w:p>
     <w:p>
       <w:r>
         <w:br/>
-        <w:t>根据内部财务模型测算，浦华众城信息有限公司 在未来三年</w:t>
+        <w:t>从产业链角度看，新能源 行业主要由上游设备厂商、</w:t>
         <w:br/>
-        <w:t>收入复合增长率预计可达到 30% 左右。</w:t>
+        <w:t>中游平台企业以及下游应用厂商组成。</w:t>
         <w:br/>
-        <w:t>该预测基于行业需求增长以及公司产能扩张计划。</w:t>
+        <w:t>恩悌网络有限公司 主要位于产业链的 中游 环节。</w:t>
+        <w:br/>
+      </w:r>
+    </w:p>
+    <w:p>
+      <w:r>
+        <w:br/>
+        <w:t>从产业链角度看，云计算 行业主要由上游设备厂商、</w:t>
+        <w:br/>
+        <w:t>中游平台企业以及下游应用厂商组成。</w:t>
+        <w:br/>
+        <w:t>佳禾传媒有限公司 主要位于产业链的 下游 环节。</w:t>
         <w:br/>
       </w:r>
     </w:p>
@@ -3304,37 +1736,37 @@
           </w:tcPr>
           <w:p>
             <w:r>
-              <w:t>昂歌信息科技有限公司</w:t>
-            </w:r>
-          </w:p>
-        </w:tc>
-        <w:tc>
-          <w:tcPr>
-            <w:tcW w:type="dxa" w:w="2160"/>
-          </w:tcPr>
-          <w:p>
-            <w:r>
-              <w:t>消费科技</w:t>
-            </w:r>
-          </w:p>
-        </w:tc>
-        <w:tc>
-          <w:tcPr>
-            <w:tcW w:type="dxa" w:w="2160"/>
-          </w:tcPr>
-          <w:p>
-            <w:r>
-              <w:t>103亿</w:t>
-            </w:r>
-          </w:p>
-        </w:tc>
-        <w:tc>
-          <w:tcPr>
-            <w:tcW w:type="dxa" w:w="2160"/>
-          </w:tcPr>
-          <w:p>
-            <w:r>
-              <w:t>25%</w:t>
+              <w:t>巨奥传媒有限公司</w:t>
+            </w:r>
+          </w:p>
+        </w:tc>
+        <w:tc>
+          <w:tcPr>
+            <w:tcW w:type="dxa" w:w="2160"/>
+          </w:tcPr>
+          <w:p>
+            <w:r>
+              <w:t>人工智能</w:t>
+            </w:r>
+          </w:p>
+        </w:tc>
+        <w:tc>
+          <w:tcPr>
+            <w:tcW w:type="dxa" w:w="2160"/>
+          </w:tcPr>
+          <w:p>
+            <w:r>
+              <w:t>623亿</w:t>
+            </w:r>
+          </w:p>
+        </w:tc>
+        <w:tc>
+          <w:tcPr>
+            <w:tcW w:type="dxa" w:w="2160"/>
+          </w:tcPr>
+          <w:p>
+            <w:r>
+              <w:t>10%</w:t>
             </w:r>
           </w:p>
         </w:tc>
@@ -3346,37 +1778,37 @@
           </w:tcPr>
           <w:p>
             <w:r>
-              <w:t>天益信息有限公司</w:t>
-            </w:r>
-          </w:p>
-        </w:tc>
-        <w:tc>
-          <w:tcPr>
-            <w:tcW w:type="dxa" w:w="2160"/>
-          </w:tcPr>
-          <w:p>
-            <w:r>
-              <w:t>云计算</w:t>
-            </w:r>
-          </w:p>
-        </w:tc>
-        <w:tc>
-          <w:tcPr>
-            <w:tcW w:type="dxa" w:w="2160"/>
-          </w:tcPr>
-          <w:p>
-            <w:r>
-              <w:t>715亿</w:t>
-            </w:r>
-          </w:p>
-        </w:tc>
-        <w:tc>
-          <w:tcPr>
-            <w:tcW w:type="dxa" w:w="2160"/>
-          </w:tcPr>
-          <w:p>
-            <w:r>
-              <w:t>15%</w:t>
+              <w:t>雨林木风计算机科技有限公司</w:t>
+            </w:r>
+          </w:p>
+        </w:tc>
+        <w:tc>
+          <w:tcPr>
+            <w:tcW w:type="dxa" w:w="2160"/>
+          </w:tcPr>
+          <w:p>
+            <w:r>
+              <w:t>半导体</w:t>
+            </w:r>
+          </w:p>
+        </w:tc>
+        <w:tc>
+          <w:tcPr>
+            <w:tcW w:type="dxa" w:w="2160"/>
+          </w:tcPr>
+          <w:p>
+            <w:r>
+              <w:t>319亿</w:t>
+            </w:r>
+          </w:p>
+        </w:tc>
+        <w:tc>
+          <w:tcPr>
+            <w:tcW w:type="dxa" w:w="2160"/>
+          </w:tcPr>
+          <w:p>
+            <w:r>
+              <w:t>25%</w:t>
             </w:r>
           </w:p>
         </w:tc>
@@ -3388,37 +1820,37 @@
           </w:tcPr>
           <w:p>
             <w:r>
-              <w:t>和泰科技有限公司</w:t>
-            </w:r>
-          </w:p>
-        </w:tc>
-        <w:tc>
-          <w:tcPr>
-            <w:tcW w:type="dxa" w:w="2160"/>
-          </w:tcPr>
-          <w:p>
-            <w:r>
-              <w:t>人工智能</w:t>
-            </w:r>
-          </w:p>
-        </w:tc>
-        <w:tc>
-          <w:tcPr>
-            <w:tcW w:type="dxa" w:w="2160"/>
-          </w:tcPr>
-          <w:p>
-            <w:r>
-              <w:t>156亿</w:t>
-            </w:r>
-          </w:p>
-        </w:tc>
-        <w:tc>
-          <w:tcPr>
-            <w:tcW w:type="dxa" w:w="2160"/>
-          </w:tcPr>
-          <w:p>
-            <w:r>
-              <w:t>22%</w:t>
+              <w:t>信诚致远网络有限公司</w:t>
+            </w:r>
+          </w:p>
+        </w:tc>
+        <w:tc>
+          <w:tcPr>
+            <w:tcW w:type="dxa" w:w="2160"/>
+          </w:tcPr>
+          <w:p>
+            <w:r>
+              <w:t>半导体</w:t>
+            </w:r>
+          </w:p>
+        </w:tc>
+        <w:tc>
+          <w:tcPr>
+            <w:tcW w:type="dxa" w:w="2160"/>
+          </w:tcPr>
+          <w:p>
+            <w:r>
+              <w:t>537亿</w:t>
+            </w:r>
+          </w:p>
+        </w:tc>
+        <w:tc>
+          <w:tcPr>
+            <w:tcW w:type="dxa" w:w="2160"/>
+          </w:tcPr>
+          <w:p>
+            <w:r>
+              <w:t>25%</w:t>
             </w:r>
           </w:p>
         </w:tc>
@@ -3430,37 +1862,37 @@
           </w:tcPr>
           <w:p>
             <w:r>
-              <w:t>雨林木风计算机网络有限公司</w:t>
-            </w:r>
-          </w:p>
-        </w:tc>
-        <w:tc>
-          <w:tcPr>
-            <w:tcW w:type="dxa" w:w="2160"/>
-          </w:tcPr>
-          <w:p>
-            <w:r>
-              <w:t>医疗科技</w:t>
-            </w:r>
-          </w:p>
-        </w:tc>
-        <w:tc>
-          <w:tcPr>
-            <w:tcW w:type="dxa" w:w="2160"/>
-          </w:tcPr>
-          <w:p>
-            <w:r>
-              <w:t>119亿</w:t>
-            </w:r>
-          </w:p>
-        </w:tc>
-        <w:tc>
-          <w:tcPr>
-            <w:tcW w:type="dxa" w:w="2160"/>
-          </w:tcPr>
-          <w:p>
-            <w:r>
-              <w:t>21%</w:t>
+              <w:t>新格林耐特网络有限公司</w:t>
+            </w:r>
+          </w:p>
+        </w:tc>
+        <w:tc>
+          <w:tcPr>
+            <w:tcW w:type="dxa" w:w="2160"/>
+          </w:tcPr>
+          <w:p>
+            <w:r>
+              <w:t>人工智能</w:t>
+            </w:r>
+          </w:p>
+        </w:tc>
+        <w:tc>
+          <w:tcPr>
+            <w:tcW w:type="dxa" w:w="2160"/>
+          </w:tcPr>
+          <w:p>
+            <w:r>
+              <w:t>554亿</w:t>
+            </w:r>
+          </w:p>
+        </w:tc>
+        <w:tc>
+          <w:tcPr>
+            <w:tcW w:type="dxa" w:w="2160"/>
+          </w:tcPr>
+          <w:p>
+            <w:r>
+              <w:t>5%</w:t>
             </w:r>
           </w:p>
         </w:tc>
@@ -3472,37 +1904,37 @@
           </w:tcPr>
           <w:p>
             <w:r>
-              <w:t>万迅电脑网络有限公司</w:t>
-            </w:r>
-          </w:p>
-        </w:tc>
-        <w:tc>
-          <w:tcPr>
-            <w:tcW w:type="dxa" w:w="2160"/>
-          </w:tcPr>
-          <w:p>
-            <w:r>
-              <w:t>半导体</w:t>
-            </w:r>
-          </w:p>
-        </w:tc>
-        <w:tc>
-          <w:tcPr>
-            <w:tcW w:type="dxa" w:w="2160"/>
-          </w:tcPr>
-          <w:p>
-            <w:r>
-              <w:t>708亿</w:t>
-            </w:r>
-          </w:p>
-        </w:tc>
-        <w:tc>
-          <w:tcPr>
-            <w:tcW w:type="dxa" w:w="2160"/>
-          </w:tcPr>
-          <w:p>
-            <w:r>
-              <w:t>24%</w:t>
+              <w:t>华成育卓传媒有限公司</w:t>
+            </w:r>
+          </w:p>
+        </w:tc>
+        <w:tc>
+          <w:tcPr>
+            <w:tcW w:type="dxa" w:w="2160"/>
+          </w:tcPr>
+          <w:p>
+            <w:r>
+              <w:t>人工智能</w:t>
+            </w:r>
+          </w:p>
+        </w:tc>
+        <w:tc>
+          <w:tcPr>
+            <w:tcW w:type="dxa" w:w="2160"/>
+          </w:tcPr>
+          <w:p>
+            <w:r>
+              <w:t>501亿</w:t>
+            </w:r>
+          </w:p>
+        </w:tc>
+        <w:tc>
+          <w:tcPr>
+            <w:tcW w:type="dxa" w:w="2160"/>
+          </w:tcPr>
+          <w:p>
+            <w:r>
+              <w:t>25%</w:t>
             </w:r>
           </w:p>
         </w:tc>
@@ -3514,37 +1946,37 @@
           </w:tcPr>
           <w:p>
             <w:r>
-              <w:t>雨林木风计算机网络有限公司</w:t>
-            </w:r>
-          </w:p>
-        </w:tc>
-        <w:tc>
-          <w:tcPr>
-            <w:tcW w:type="dxa" w:w="2160"/>
-          </w:tcPr>
-          <w:p>
-            <w:r>
-              <w:t>医疗科技</w:t>
-            </w:r>
-          </w:p>
-        </w:tc>
-        <w:tc>
-          <w:tcPr>
-            <w:tcW w:type="dxa" w:w="2160"/>
-          </w:tcPr>
-          <w:p>
-            <w:r>
-              <w:t>762亿</w:t>
-            </w:r>
-          </w:p>
-        </w:tc>
-        <w:tc>
-          <w:tcPr>
-            <w:tcW w:type="dxa" w:w="2160"/>
-          </w:tcPr>
-          <w:p>
-            <w:r>
-              <w:t>19%</w:t>
+              <w:t>联通时科传媒有限公司</w:t>
+            </w:r>
+          </w:p>
+        </w:tc>
+        <w:tc>
+          <w:tcPr>
+            <w:tcW w:type="dxa" w:w="2160"/>
+          </w:tcPr>
+          <w:p>
+            <w:r>
+              <w:t>消费科技</w:t>
+            </w:r>
+          </w:p>
+        </w:tc>
+        <w:tc>
+          <w:tcPr>
+            <w:tcW w:type="dxa" w:w="2160"/>
+          </w:tcPr>
+          <w:p>
+            <w:r>
+              <w:t>683亿</w:t>
+            </w:r>
+          </w:p>
+        </w:tc>
+        <w:tc>
+          <w:tcPr>
+            <w:tcW w:type="dxa" w:w="2160"/>
+          </w:tcPr>
+          <w:p>
+            <w:r>
+              <w:t>17%</w:t>
             </w:r>
           </w:p>
         </w:tc>
@@ -3556,37 +1988,37 @@
           </w:tcPr>
           <w:p>
             <w:r>
-              <w:t>九方信息有限公司</w:t>
-            </w:r>
-          </w:p>
-        </w:tc>
-        <w:tc>
-          <w:tcPr>
-            <w:tcW w:type="dxa" w:w="2160"/>
-          </w:tcPr>
-          <w:p>
-            <w:r>
-              <w:t>新能源</w:t>
-            </w:r>
-          </w:p>
-        </w:tc>
-        <w:tc>
-          <w:tcPr>
-            <w:tcW w:type="dxa" w:w="2160"/>
-          </w:tcPr>
-          <w:p>
-            <w:r>
-              <w:t>792亿</w:t>
-            </w:r>
-          </w:p>
-        </w:tc>
-        <w:tc>
-          <w:tcPr>
-            <w:tcW w:type="dxa" w:w="2160"/>
-          </w:tcPr>
-          <w:p>
-            <w:r>
-              <w:t>12%</w:t>
+              <w:t>九方传媒有限公司</w:t>
+            </w:r>
+          </w:p>
+        </w:tc>
+        <w:tc>
+          <w:tcPr>
+            <w:tcW w:type="dxa" w:w="2160"/>
+          </w:tcPr>
+          <w:p>
+            <w:r>
+              <w:t>医疗科技</w:t>
+            </w:r>
+          </w:p>
+        </w:tc>
+        <w:tc>
+          <w:tcPr>
+            <w:tcW w:type="dxa" w:w="2160"/>
+          </w:tcPr>
+          <w:p>
+            <w:r>
+              <w:t>717亿</w:t>
+            </w:r>
+          </w:p>
+        </w:tc>
+        <w:tc>
+          <w:tcPr>
+            <w:tcW w:type="dxa" w:w="2160"/>
+          </w:tcPr>
+          <w:p>
+            <w:r>
+              <w:t>10%</w:t>
             </w:r>
           </w:p>
         </w:tc>
@@ -3598,37 +2030,37 @@
           </w:tcPr>
           <w:p>
             <w:r>
-              <w:t>兰金电子网络有限公司</w:t>
-            </w:r>
-          </w:p>
-        </w:tc>
-        <w:tc>
-          <w:tcPr>
-            <w:tcW w:type="dxa" w:w="2160"/>
-          </w:tcPr>
-          <w:p>
-            <w:r>
-              <w:t>消费科技</w:t>
-            </w:r>
-          </w:p>
-        </w:tc>
-        <w:tc>
-          <w:tcPr>
-            <w:tcW w:type="dxa" w:w="2160"/>
-          </w:tcPr>
-          <w:p>
-            <w:r>
-              <w:t>567亿</w:t>
-            </w:r>
-          </w:p>
-        </w:tc>
-        <w:tc>
-          <w:tcPr>
-            <w:tcW w:type="dxa" w:w="2160"/>
-          </w:tcPr>
-          <w:p>
-            <w:r>
-              <w:t>24%</w:t>
+              <w:t>飞利信科技有限公司</w:t>
+            </w:r>
+          </w:p>
+        </w:tc>
+        <w:tc>
+          <w:tcPr>
+            <w:tcW w:type="dxa" w:w="2160"/>
+          </w:tcPr>
+          <w:p>
+            <w:r>
+              <w:t>人工智能</w:t>
+            </w:r>
+          </w:p>
+        </w:tc>
+        <w:tc>
+          <w:tcPr>
+            <w:tcW w:type="dxa" w:w="2160"/>
+          </w:tcPr>
+          <w:p>
+            <w:r>
+              <w:t>123亿</w:t>
+            </w:r>
+          </w:p>
+        </w:tc>
+        <w:tc>
+          <w:tcPr>
+            <w:tcW w:type="dxa" w:w="2160"/>
+          </w:tcPr>
+          <w:p>
+            <w:r>
+              <w:t>22%</w:t>
             </w:r>
           </w:p>
         </w:tc>
@@ -3640,37 +2072,37 @@
           </w:tcPr>
           <w:p>
             <w:r>
-              <w:t>国讯网络有限公司</w:t>
-            </w:r>
-          </w:p>
-        </w:tc>
-        <w:tc>
-          <w:tcPr>
-            <w:tcW w:type="dxa" w:w="2160"/>
-          </w:tcPr>
-          <w:p>
-            <w:r>
-              <w:t>云计算</w:t>
-            </w:r>
-          </w:p>
-        </w:tc>
-        <w:tc>
-          <w:tcPr>
-            <w:tcW w:type="dxa" w:w="2160"/>
-          </w:tcPr>
-          <w:p>
-            <w:r>
-              <w:t>174亿</w:t>
-            </w:r>
-          </w:p>
-        </w:tc>
-        <w:tc>
-          <w:tcPr>
-            <w:tcW w:type="dxa" w:w="2160"/>
-          </w:tcPr>
-          <w:p>
-            <w:r>
-              <w:t>7%</w:t>
+              <w:t>天开科技有限公司</w:t>
+            </w:r>
+          </w:p>
+        </w:tc>
+        <w:tc>
+          <w:tcPr>
+            <w:tcW w:type="dxa" w:w="2160"/>
+          </w:tcPr>
+          <w:p>
+            <w:r>
+              <w:t>消费科技</w:t>
+            </w:r>
+          </w:p>
+        </w:tc>
+        <w:tc>
+          <w:tcPr>
+            <w:tcW w:type="dxa" w:w="2160"/>
+          </w:tcPr>
+          <w:p>
+            <w:r>
+              <w:t>248亿</w:t>
+            </w:r>
+          </w:p>
+        </w:tc>
+        <w:tc>
+          <w:tcPr>
+            <w:tcW w:type="dxa" w:w="2160"/>
+          </w:tcPr>
+          <w:p>
+            <w:r>
+              <w:t>15%</w:t>
             </w:r>
           </w:p>
         </w:tc>
@@ -3682,7 +2114,7 @@
           </w:tcPr>
           <w:p>
             <w:r>
-              <w:t>国讯网络有限公司</w:t>
+              <w:t>创联世纪信息有限公司</w:t>
             </w:r>
           </w:p>
         </w:tc>
@@ -3702,17 +2134,17 @@
           </w:tcPr>
           <w:p>
             <w:r>
-              <w:t>207亿</w:t>
-            </w:r>
-          </w:p>
-        </w:tc>
-        <w:tc>
-          <w:tcPr>
-            <w:tcW w:type="dxa" w:w="2160"/>
-          </w:tcPr>
-          <w:p>
-            <w:r>
-              <w:t>12%</w:t>
+              <w:t>664亿</w:t>
+            </w:r>
+          </w:p>
+        </w:tc>
+        <w:tc>
+          <w:tcPr>
+            <w:tcW w:type="dxa" w:w="2160"/>
+          </w:tcPr>
+          <w:p>
+            <w:r>
+              <w:t>18%</w:t>
             </w:r>
           </w:p>
         </w:tc>
@@ -3724,37 +2156,37 @@
           </w:tcPr>
           <w:p>
             <w:r>
-              <w:t>精芯科技有限公司</w:t>
-            </w:r>
-          </w:p>
-        </w:tc>
-        <w:tc>
-          <w:tcPr>
-            <w:tcW w:type="dxa" w:w="2160"/>
-          </w:tcPr>
-          <w:p>
-            <w:r>
-              <w:t>云计算</w:t>
-            </w:r>
-          </w:p>
-        </w:tc>
-        <w:tc>
-          <w:tcPr>
-            <w:tcW w:type="dxa" w:w="2160"/>
-          </w:tcPr>
-          <w:p>
-            <w:r>
-              <w:t>122亿</w:t>
-            </w:r>
-          </w:p>
-        </w:tc>
-        <w:tc>
-          <w:tcPr>
-            <w:tcW w:type="dxa" w:w="2160"/>
-          </w:tcPr>
-          <w:p>
-            <w:r>
-              <w:t>8%</w:t>
+              <w:t>巨奥传媒有限公司</w:t>
+            </w:r>
+          </w:p>
+        </w:tc>
+        <w:tc>
+          <w:tcPr>
+            <w:tcW w:type="dxa" w:w="2160"/>
+          </w:tcPr>
+          <w:p>
+            <w:r>
+              <w:t>人工智能</w:t>
+            </w:r>
+          </w:p>
+        </w:tc>
+        <w:tc>
+          <w:tcPr>
+            <w:tcW w:type="dxa" w:w="2160"/>
+          </w:tcPr>
+          <w:p>
+            <w:r>
+              <w:t>668亿</w:t>
+            </w:r>
+          </w:p>
+        </w:tc>
+        <w:tc>
+          <w:tcPr>
+            <w:tcW w:type="dxa" w:w="2160"/>
+          </w:tcPr>
+          <w:p>
+            <w:r>
+              <w:t>11%</w:t>
             </w:r>
           </w:p>
         </w:tc>
@@ -3766,37 +2198,37 @@
           </w:tcPr>
           <w:p>
             <w:r>
-              <w:t>迪摩科技有限公司</w:t>
-            </w:r>
-          </w:p>
-        </w:tc>
-        <w:tc>
-          <w:tcPr>
-            <w:tcW w:type="dxa" w:w="2160"/>
-          </w:tcPr>
-          <w:p>
-            <w:r>
-              <w:t>人工智能</w:t>
-            </w:r>
-          </w:p>
-        </w:tc>
-        <w:tc>
-          <w:tcPr>
-            <w:tcW w:type="dxa" w:w="2160"/>
-          </w:tcPr>
-          <w:p>
-            <w:r>
-              <w:t>767亿</w:t>
-            </w:r>
-          </w:p>
-        </w:tc>
-        <w:tc>
-          <w:tcPr>
-            <w:tcW w:type="dxa" w:w="2160"/>
-          </w:tcPr>
-          <w:p>
-            <w:r>
-              <w:t>7%</w:t>
+              <w:t>方正科技信息有限公司</w:t>
+            </w:r>
+          </w:p>
+        </w:tc>
+        <w:tc>
+          <w:tcPr>
+            <w:tcW w:type="dxa" w:w="2160"/>
+          </w:tcPr>
+          <w:p>
+            <w:r>
+              <w:t>消费科技</w:t>
+            </w:r>
+          </w:p>
+        </w:tc>
+        <w:tc>
+          <w:tcPr>
+            <w:tcW w:type="dxa" w:w="2160"/>
+          </w:tcPr>
+          <w:p>
+            <w:r>
+              <w:t>247亿</w:t>
+            </w:r>
+          </w:p>
+        </w:tc>
+        <w:tc>
+          <w:tcPr>
+            <w:tcW w:type="dxa" w:w="2160"/>
+          </w:tcPr>
+          <w:p>
+            <w:r>
+              <w:t>28%</w:t>
             </w:r>
           </w:p>
         </w:tc>
@@ -3808,37 +2240,37 @@
           </w:tcPr>
           <w:p>
             <w:r>
-              <w:t>昂歌信息科技有限公司</w:t>
-            </w:r>
-          </w:p>
-        </w:tc>
-        <w:tc>
-          <w:tcPr>
-            <w:tcW w:type="dxa" w:w="2160"/>
-          </w:tcPr>
-          <w:p>
-            <w:r>
-              <w:t>消费科技</w:t>
-            </w:r>
-          </w:p>
-        </w:tc>
-        <w:tc>
-          <w:tcPr>
-            <w:tcW w:type="dxa" w:w="2160"/>
-          </w:tcPr>
-          <w:p>
-            <w:r>
-              <w:t>264亿</w:t>
-            </w:r>
-          </w:p>
-        </w:tc>
-        <w:tc>
-          <w:tcPr>
-            <w:tcW w:type="dxa" w:w="2160"/>
-          </w:tcPr>
-          <w:p>
-            <w:r>
-              <w:t>5%</w:t>
+              <w:t>九方传媒有限公司</w:t>
+            </w:r>
+          </w:p>
+        </w:tc>
+        <w:tc>
+          <w:tcPr>
+            <w:tcW w:type="dxa" w:w="2160"/>
+          </w:tcPr>
+          <w:p>
+            <w:r>
+              <w:t>医疗科技</w:t>
+            </w:r>
+          </w:p>
+        </w:tc>
+        <w:tc>
+          <w:tcPr>
+            <w:tcW w:type="dxa" w:w="2160"/>
+          </w:tcPr>
+          <w:p>
+            <w:r>
+              <w:t>222亿</w:t>
+            </w:r>
+          </w:p>
+        </w:tc>
+        <w:tc>
+          <w:tcPr>
+            <w:tcW w:type="dxa" w:w="2160"/>
+          </w:tcPr>
+          <w:p>
+            <w:r>
+              <w:t>17%</w:t>
             </w:r>
           </w:p>
         </w:tc>
@@ -3850,37 +2282,37 @@
           </w:tcPr>
           <w:p>
             <w:r>
-              <w:t>迪摩科技有限公司</w:t>
-            </w:r>
-          </w:p>
-        </w:tc>
-        <w:tc>
-          <w:tcPr>
-            <w:tcW w:type="dxa" w:w="2160"/>
-          </w:tcPr>
-          <w:p>
-            <w:r>
-              <w:t>人工智能</w:t>
-            </w:r>
-          </w:p>
-        </w:tc>
-        <w:tc>
-          <w:tcPr>
-            <w:tcW w:type="dxa" w:w="2160"/>
-          </w:tcPr>
-          <w:p>
-            <w:r>
-              <w:t>668亿</w:t>
-            </w:r>
-          </w:p>
-        </w:tc>
-        <w:tc>
-          <w:tcPr>
-            <w:tcW w:type="dxa" w:w="2160"/>
-          </w:tcPr>
-          <w:p>
-            <w:r>
-              <w:t>26%</w:t>
+              <w:t>创汇传媒有限公司</w:t>
+            </w:r>
+          </w:p>
+        </w:tc>
+        <w:tc>
+          <w:tcPr>
+            <w:tcW w:type="dxa" w:w="2160"/>
+          </w:tcPr>
+          <w:p>
+            <w:r>
+              <w:t>新能源</w:t>
+            </w:r>
+          </w:p>
+        </w:tc>
+        <w:tc>
+          <w:tcPr>
+            <w:tcW w:type="dxa" w:w="2160"/>
+          </w:tcPr>
+          <w:p>
+            <w:r>
+              <w:t>697亿</w:t>
+            </w:r>
+          </w:p>
+        </w:tc>
+        <w:tc>
+          <w:tcPr>
+            <w:tcW w:type="dxa" w:w="2160"/>
+          </w:tcPr>
+          <w:p>
+            <w:r>
+              <w:t>14%</w:t>
             </w:r>
           </w:p>
         </w:tc>
@@ -3892,7 +2324,7 @@
           </w:tcPr>
           <w:p>
             <w:r>
-              <w:t>九方信息有限公司</w:t>
+              <w:t>恩悌网络有限公司</w:t>
             </w:r>
           </w:p>
         </w:tc>
@@ -3912,17 +2344,1583 @@
           </w:tcPr>
           <w:p>
             <w:r>
-              <w:t>242亿</w:t>
-            </w:r>
-          </w:p>
-        </w:tc>
-        <w:tc>
-          <w:tcPr>
-            <w:tcW w:type="dxa" w:w="2160"/>
-          </w:tcPr>
-          <w:p>
-            <w:r>
-              <w:t>29%</w:t>
+              <w:t>213亿</w:t>
+            </w:r>
+          </w:p>
+        </w:tc>
+        <w:tc>
+          <w:tcPr>
+            <w:tcW w:type="dxa" w:w="2160"/>
+          </w:tcPr>
+          <w:p>
+            <w:r>
+              <w:t>21%</w:t>
+            </w:r>
+          </w:p>
+        </w:tc>
+      </w:tr>
+    </w:tbl>
+    <w:p>
+      <w:pPr>
+        <w:pStyle w:val="Heading1"/>
+      </w:pPr>
+      <w:r>
+        <w:t>行业分析 4</w:t>
+      </w:r>
+    </w:p>
+    <w:p>
+      <w:r>
+        <w:br/>
+        <w:t>从产业链角度看，消费科技 行业主要由上游设备厂商、</w:t>
+        <w:br/>
+        <w:t>中游平台企业以及下游应用厂商组成。</w:t>
+        <w:br/>
+        <w:t>天开科技有限公司 主要位于产业链的 下游 环节。</w:t>
+        <w:br/>
+      </w:r>
+    </w:p>
+    <w:p>
+      <w:r>
+        <w:br/>
+        <w:t>风险管理部认为，云计算 行业仍然面临若干</w:t>
+        <w:br/>
+        <w:t>不确定性因素，包括技术迭代风险、政策变化、</w:t>
+        <w:br/>
+        <w:t>以及市场竞争加剧等问题。</w:t>
+        <w:br/>
+      </w:r>
+    </w:p>
+    <w:p>
+      <w:r>
+        <w:br/>
+        <w:t>巨奥传媒有限公司 是中国 人工智能 行业的重要企业之一。</w:t>
+        <w:br/>
+        <w:t>根据华辰资本 投资委员会 的研究，该公司成立于 2018 年，</w:t>
+        <w:br/>
+        <w:t>目前员工规模约 5243 人。公司近年来持续加大研发投入，</w:t>
+        <w:br/>
+        <w:t>在核心技术方面形成了较强的竞争壁垒。</w:t>
+        <w:br/>
+      </w:r>
+    </w:p>
+    <w:p>
+      <w:r>
+        <w:br/>
+        <w:t>风险管理部认为，云计算 行业仍然面临若干</w:t>
+        <w:br/>
+        <w:t>不确定性因素，包括技术迭代风险、政策变化、</w:t>
+        <w:br/>
+        <w:t>以及市场竞争加剧等问题。</w:t>
+        <w:br/>
+      </w:r>
+    </w:p>
+    <w:p>
+      <w:r>
+        <w:br/>
+        <w:t>风险管理部认为，人工智能 行业仍然面临若干</w:t>
+        <w:br/>
+        <w:t>不确定性因素，包括技术迭代风险、政策变化、</w:t>
+        <w:br/>
+        <w:t>以及市场竞争加剧等问题。</w:t>
+        <w:br/>
+      </w:r>
+    </w:p>
+    <w:p>
+      <w:r>
+        <w:br/>
+        <w:t>九方传媒有限公司 是中国 医疗科技 行业的重要企业之一。</w:t>
+        <w:br/>
+        <w:t>根据华辰资本 投资委员会 的研究，该公司成立于 2014 年，</w:t>
+        <w:br/>
+        <w:t>目前员工规模约 2973 人。公司近年来持续加大研发投入，</w:t>
+        <w:br/>
+        <w:t>在核心技术方面形成了较强的竞争壁垒。</w:t>
+        <w:br/>
+      </w:r>
+    </w:p>
+    <w:p>
+      <w:r>
+        <w:br/>
+        <w:t>从产业链角度看，半导体 行业主要由上游设备厂商、</w:t>
+        <w:br/>
+        <w:t>中游平台企业以及下游应用厂商组成。</w:t>
+        <w:br/>
+        <w:t>精芯信息有限公司 主要位于产业链的 中游 环节。</w:t>
+        <w:br/>
+      </w:r>
+    </w:p>
+    <w:p>
+      <w:r>
+        <w:br/>
+        <w:t>飞海科技传媒有限公司 是中国 消费科技 行业的重要企业之一。</w:t>
+        <w:br/>
+        <w:t>根据华辰资本 投资委员会 的研究，该公司成立于 2016 年，</w:t>
+        <w:br/>
+        <w:t>目前员工规模约 2007 人。公司近年来持续加大研发投入，</w:t>
+        <w:br/>
+        <w:t>在核心技术方面形成了较强的竞争壁垒。</w:t>
+        <w:br/>
+      </w:r>
+    </w:p>
+    <w:tbl>
+      <w:tblPr>
+        <w:tblW w:type="auto" w:w="0"/>
+        <w:tblLook w:firstColumn="1" w:firstRow="1" w:lastColumn="0" w:lastRow="0" w:noHBand="0" w:noVBand="1" w:val="04A0"/>
+      </w:tblPr>
+      <w:tblGrid>
+        <w:gridCol w:w="2160"/>
+        <w:gridCol w:w="2160"/>
+        <w:gridCol w:w="2160"/>
+        <w:gridCol w:w="2160"/>
+      </w:tblGrid>
+      <w:tr>
+        <w:tc>
+          <w:tcPr>
+            <w:tcW w:type="dxa" w:w="2160"/>
+          </w:tcPr>
+          <w:p>
+            <w:r>
+              <w:t>公司</w:t>
+            </w:r>
+          </w:p>
+        </w:tc>
+        <w:tc>
+          <w:tcPr>
+            <w:tcW w:type="dxa" w:w="2160"/>
+          </w:tcPr>
+          <w:p>
+            <w:r>
+              <w:t>行业</w:t>
+            </w:r>
+          </w:p>
+        </w:tc>
+        <w:tc>
+          <w:tcPr>
+            <w:tcW w:type="dxa" w:w="2160"/>
+          </w:tcPr>
+          <w:p>
+            <w:r>
+              <w:t>市值</w:t>
+            </w:r>
+          </w:p>
+        </w:tc>
+        <w:tc>
+          <w:tcPr>
+            <w:tcW w:type="dxa" w:w="2160"/>
+          </w:tcPr>
+          <w:p>
+            <w:r>
+              <w:t>增长率</w:t>
+            </w:r>
+          </w:p>
+        </w:tc>
+      </w:tr>
+      <w:tr>
+        <w:tc>
+          <w:tcPr>
+            <w:tcW w:type="dxa" w:w="2160"/>
+          </w:tcPr>
+          <w:p>
+            <w:r>
+              <w:t>图龙信息传媒有限公司</w:t>
+            </w:r>
+          </w:p>
+        </w:tc>
+        <w:tc>
+          <w:tcPr>
+            <w:tcW w:type="dxa" w:w="2160"/>
+          </w:tcPr>
+          <w:p>
+            <w:r>
+              <w:t>机器人</w:t>
+            </w:r>
+          </w:p>
+        </w:tc>
+        <w:tc>
+          <w:tcPr>
+            <w:tcW w:type="dxa" w:w="2160"/>
+          </w:tcPr>
+          <w:p>
+            <w:r>
+              <w:t>209亿</w:t>
+            </w:r>
+          </w:p>
+        </w:tc>
+        <w:tc>
+          <w:tcPr>
+            <w:tcW w:type="dxa" w:w="2160"/>
+          </w:tcPr>
+          <w:p>
+            <w:r>
+              <w:t>22%</w:t>
+            </w:r>
+          </w:p>
+        </w:tc>
+      </w:tr>
+      <w:tr>
+        <w:tc>
+          <w:tcPr>
+            <w:tcW w:type="dxa" w:w="2160"/>
+          </w:tcPr>
+          <w:p>
+            <w:r>
+              <w:t>方正科技信息有限公司</w:t>
+            </w:r>
+          </w:p>
+        </w:tc>
+        <w:tc>
+          <w:tcPr>
+            <w:tcW w:type="dxa" w:w="2160"/>
+          </w:tcPr>
+          <w:p>
+            <w:r>
+              <w:t>消费科技</w:t>
+            </w:r>
+          </w:p>
+        </w:tc>
+        <w:tc>
+          <w:tcPr>
+            <w:tcW w:type="dxa" w:w="2160"/>
+          </w:tcPr>
+          <w:p>
+            <w:r>
+              <w:t>543亿</w:t>
+            </w:r>
+          </w:p>
+        </w:tc>
+        <w:tc>
+          <w:tcPr>
+            <w:tcW w:type="dxa" w:w="2160"/>
+          </w:tcPr>
+          <w:p>
+            <w:r>
+              <w:t>17%</w:t>
+            </w:r>
+          </w:p>
+        </w:tc>
+      </w:tr>
+      <w:tr>
+        <w:tc>
+          <w:tcPr>
+            <w:tcW w:type="dxa" w:w="2160"/>
+          </w:tcPr>
+          <w:p>
+            <w:r>
+              <w:t>通际名联科技有限公司</w:t>
+            </w:r>
+          </w:p>
+        </w:tc>
+        <w:tc>
+          <w:tcPr>
+            <w:tcW w:type="dxa" w:w="2160"/>
+          </w:tcPr>
+          <w:p>
+            <w:r>
+              <w:t>人工智能</w:t>
+            </w:r>
+          </w:p>
+        </w:tc>
+        <w:tc>
+          <w:tcPr>
+            <w:tcW w:type="dxa" w:w="2160"/>
+          </w:tcPr>
+          <w:p>
+            <w:r>
+              <w:t>460亿</w:t>
+            </w:r>
+          </w:p>
+        </w:tc>
+        <w:tc>
+          <w:tcPr>
+            <w:tcW w:type="dxa" w:w="2160"/>
+          </w:tcPr>
+          <w:p>
+            <w:r>
+              <w:t>14%</w:t>
+            </w:r>
+          </w:p>
+        </w:tc>
+      </w:tr>
+      <w:tr>
+        <w:tc>
+          <w:tcPr>
+            <w:tcW w:type="dxa" w:w="2160"/>
+          </w:tcPr>
+          <w:p>
+            <w:r>
+              <w:t>精芯信息有限公司</w:t>
+            </w:r>
+          </w:p>
+        </w:tc>
+        <w:tc>
+          <w:tcPr>
+            <w:tcW w:type="dxa" w:w="2160"/>
+          </w:tcPr>
+          <w:p>
+            <w:r>
+              <w:t>半导体</w:t>
+            </w:r>
+          </w:p>
+        </w:tc>
+        <w:tc>
+          <w:tcPr>
+            <w:tcW w:type="dxa" w:w="2160"/>
+          </w:tcPr>
+          <w:p>
+            <w:r>
+              <w:t>286亿</w:t>
+            </w:r>
+          </w:p>
+        </w:tc>
+        <w:tc>
+          <w:tcPr>
+            <w:tcW w:type="dxa" w:w="2160"/>
+          </w:tcPr>
+          <w:p>
+            <w:r>
+              <w:t>17%</w:t>
+            </w:r>
+          </w:p>
+        </w:tc>
+      </w:tr>
+      <w:tr>
+        <w:tc>
+          <w:tcPr>
+            <w:tcW w:type="dxa" w:w="2160"/>
+          </w:tcPr>
+          <w:p>
+            <w:r>
+              <w:t>华成育卓科技有限公司</w:t>
+            </w:r>
+          </w:p>
+        </w:tc>
+        <w:tc>
+          <w:tcPr>
+            <w:tcW w:type="dxa" w:w="2160"/>
+          </w:tcPr>
+          <w:p>
+            <w:r>
+              <w:t>医疗科技</w:t>
+            </w:r>
+          </w:p>
+        </w:tc>
+        <w:tc>
+          <w:tcPr>
+            <w:tcW w:type="dxa" w:w="2160"/>
+          </w:tcPr>
+          <w:p>
+            <w:r>
+              <w:t>608亿</w:t>
+            </w:r>
+          </w:p>
+        </w:tc>
+        <w:tc>
+          <w:tcPr>
+            <w:tcW w:type="dxa" w:w="2160"/>
+          </w:tcPr>
+          <w:p>
+            <w:r>
+              <w:t>21%</w:t>
+            </w:r>
+          </w:p>
+        </w:tc>
+      </w:tr>
+      <w:tr>
+        <w:tc>
+          <w:tcPr>
+            <w:tcW w:type="dxa" w:w="2160"/>
+          </w:tcPr>
+          <w:p>
+            <w:r>
+              <w:t>信诚致远科技有限公司</w:t>
+            </w:r>
+          </w:p>
+        </w:tc>
+        <w:tc>
+          <w:tcPr>
+            <w:tcW w:type="dxa" w:w="2160"/>
+          </w:tcPr>
+          <w:p>
+            <w:r>
+              <w:t>云计算</w:t>
+            </w:r>
+          </w:p>
+        </w:tc>
+        <w:tc>
+          <w:tcPr>
+            <w:tcW w:type="dxa" w:w="2160"/>
+          </w:tcPr>
+          <w:p>
+            <w:r>
+              <w:t>555亿</w:t>
+            </w:r>
+          </w:p>
+        </w:tc>
+        <w:tc>
+          <w:tcPr>
+            <w:tcW w:type="dxa" w:w="2160"/>
+          </w:tcPr>
+          <w:p>
+            <w:r>
+              <w:t>6%</w:t>
+            </w:r>
+          </w:p>
+        </w:tc>
+      </w:tr>
+      <w:tr>
+        <w:tc>
+          <w:tcPr>
+            <w:tcW w:type="dxa" w:w="2160"/>
+          </w:tcPr>
+          <w:p>
+            <w:r>
+              <w:t>通际名联网络有限公司</w:t>
+            </w:r>
+          </w:p>
+        </w:tc>
+        <w:tc>
+          <w:tcPr>
+            <w:tcW w:type="dxa" w:w="2160"/>
+          </w:tcPr>
+          <w:p>
+            <w:r>
+              <w:t>机器人</w:t>
+            </w:r>
+          </w:p>
+        </w:tc>
+        <w:tc>
+          <w:tcPr>
+            <w:tcW w:type="dxa" w:w="2160"/>
+          </w:tcPr>
+          <w:p>
+            <w:r>
+              <w:t>349亿</w:t>
+            </w:r>
+          </w:p>
+        </w:tc>
+        <w:tc>
+          <w:tcPr>
+            <w:tcW w:type="dxa" w:w="2160"/>
+          </w:tcPr>
+          <w:p>
+            <w:r>
+              <w:t>26%</w:t>
+            </w:r>
+          </w:p>
+        </w:tc>
+      </w:tr>
+      <w:tr>
+        <w:tc>
+          <w:tcPr>
+            <w:tcW w:type="dxa" w:w="2160"/>
+          </w:tcPr>
+          <w:p>
+            <w:r>
+              <w:t>创联世纪信息有限公司</w:t>
+            </w:r>
+          </w:p>
+        </w:tc>
+        <w:tc>
+          <w:tcPr>
+            <w:tcW w:type="dxa" w:w="2160"/>
+          </w:tcPr>
+          <w:p>
+            <w:r>
+              <w:t>云计算</w:t>
+            </w:r>
+          </w:p>
+        </w:tc>
+        <w:tc>
+          <w:tcPr>
+            <w:tcW w:type="dxa" w:w="2160"/>
+          </w:tcPr>
+          <w:p>
+            <w:r>
+              <w:t>247亿</w:t>
+            </w:r>
+          </w:p>
+        </w:tc>
+        <w:tc>
+          <w:tcPr>
+            <w:tcW w:type="dxa" w:w="2160"/>
+          </w:tcPr>
+          <w:p>
+            <w:r>
+              <w:t>8%</w:t>
+            </w:r>
+          </w:p>
+        </w:tc>
+      </w:tr>
+      <w:tr>
+        <w:tc>
+          <w:tcPr>
+            <w:tcW w:type="dxa" w:w="2160"/>
+          </w:tcPr>
+          <w:p>
+            <w:r>
+              <w:t>惠派国际公司科技有限公司</w:t>
+            </w:r>
+          </w:p>
+        </w:tc>
+        <w:tc>
+          <w:tcPr>
+            <w:tcW w:type="dxa" w:w="2160"/>
+          </w:tcPr>
+          <w:p>
+            <w:r>
+              <w:t>人工智能</w:t>
+            </w:r>
+          </w:p>
+        </w:tc>
+        <w:tc>
+          <w:tcPr>
+            <w:tcW w:type="dxa" w:w="2160"/>
+          </w:tcPr>
+          <w:p>
+            <w:r>
+              <w:t>134亿</w:t>
+            </w:r>
+          </w:p>
+        </w:tc>
+        <w:tc>
+          <w:tcPr>
+            <w:tcW w:type="dxa" w:w="2160"/>
+          </w:tcPr>
+          <w:p>
+            <w:r>
+              <w:t>6%</w:t>
+            </w:r>
+          </w:p>
+        </w:tc>
+      </w:tr>
+      <w:tr>
+        <w:tc>
+          <w:tcPr>
+            <w:tcW w:type="dxa" w:w="2160"/>
+          </w:tcPr>
+          <w:p>
+            <w:r>
+              <w:t>创联世纪信息有限公司</w:t>
+            </w:r>
+          </w:p>
+        </w:tc>
+        <w:tc>
+          <w:tcPr>
+            <w:tcW w:type="dxa" w:w="2160"/>
+          </w:tcPr>
+          <w:p>
+            <w:r>
+              <w:t>云计算</w:t>
+            </w:r>
+          </w:p>
+        </w:tc>
+        <w:tc>
+          <w:tcPr>
+            <w:tcW w:type="dxa" w:w="2160"/>
+          </w:tcPr>
+          <w:p>
+            <w:r>
+              <w:t>127亿</w:t>
+            </w:r>
+          </w:p>
+        </w:tc>
+        <w:tc>
+          <w:tcPr>
+            <w:tcW w:type="dxa" w:w="2160"/>
+          </w:tcPr>
+          <w:p>
+            <w:r>
+              <w:t>10%</w:t>
+            </w:r>
+          </w:p>
+        </w:tc>
+      </w:tr>
+      <w:tr>
+        <w:tc>
+          <w:tcPr>
+            <w:tcW w:type="dxa" w:w="2160"/>
+          </w:tcPr>
+          <w:p>
+            <w:r>
+              <w:t>信诚致远科技有限公司</w:t>
+            </w:r>
+          </w:p>
+        </w:tc>
+        <w:tc>
+          <w:tcPr>
+            <w:tcW w:type="dxa" w:w="2160"/>
+          </w:tcPr>
+          <w:p>
+            <w:r>
+              <w:t>云计算</w:t>
+            </w:r>
+          </w:p>
+        </w:tc>
+        <w:tc>
+          <w:tcPr>
+            <w:tcW w:type="dxa" w:w="2160"/>
+          </w:tcPr>
+          <w:p>
+            <w:r>
+              <w:t>200亿</w:t>
+            </w:r>
+          </w:p>
+        </w:tc>
+        <w:tc>
+          <w:tcPr>
+            <w:tcW w:type="dxa" w:w="2160"/>
+          </w:tcPr>
+          <w:p>
+            <w:r>
+              <w:t>30%</w:t>
+            </w:r>
+          </w:p>
+        </w:tc>
+      </w:tr>
+      <w:tr>
+        <w:tc>
+          <w:tcPr>
+            <w:tcW w:type="dxa" w:w="2160"/>
+          </w:tcPr>
+          <w:p>
+            <w:r>
+              <w:t>迪摩信息有限公司</w:t>
+            </w:r>
+          </w:p>
+        </w:tc>
+        <w:tc>
+          <w:tcPr>
+            <w:tcW w:type="dxa" w:w="2160"/>
+          </w:tcPr>
+          <w:p>
+            <w:r>
+              <w:t>医疗科技</w:t>
+            </w:r>
+          </w:p>
+        </w:tc>
+        <w:tc>
+          <w:tcPr>
+            <w:tcW w:type="dxa" w:w="2160"/>
+          </w:tcPr>
+          <w:p>
+            <w:r>
+              <w:t>460亿</w:t>
+            </w:r>
+          </w:p>
+        </w:tc>
+        <w:tc>
+          <w:tcPr>
+            <w:tcW w:type="dxa" w:w="2160"/>
+          </w:tcPr>
+          <w:p>
+            <w:r>
+              <w:t>11%</w:t>
+            </w:r>
+          </w:p>
+        </w:tc>
+      </w:tr>
+      <w:tr>
+        <w:tc>
+          <w:tcPr>
+            <w:tcW w:type="dxa" w:w="2160"/>
+          </w:tcPr>
+          <w:p>
+            <w:r>
+              <w:t>联软网络有限公司</w:t>
+            </w:r>
+          </w:p>
+        </w:tc>
+        <w:tc>
+          <w:tcPr>
+            <w:tcW w:type="dxa" w:w="2160"/>
+          </w:tcPr>
+          <w:p>
+            <w:r>
+              <w:t>半导体</w:t>
+            </w:r>
+          </w:p>
+        </w:tc>
+        <w:tc>
+          <w:tcPr>
+            <w:tcW w:type="dxa" w:w="2160"/>
+          </w:tcPr>
+          <w:p>
+            <w:r>
+              <w:t>472亿</w:t>
+            </w:r>
+          </w:p>
+        </w:tc>
+        <w:tc>
+          <w:tcPr>
+            <w:tcW w:type="dxa" w:w="2160"/>
+          </w:tcPr>
+          <w:p>
+            <w:r>
+              <w:t>23%</w:t>
+            </w:r>
+          </w:p>
+        </w:tc>
+      </w:tr>
+      <w:tr>
+        <w:tc>
+          <w:tcPr>
+            <w:tcW w:type="dxa" w:w="2160"/>
+          </w:tcPr>
+          <w:p>
+            <w:r>
+              <w:t>迪摩信息有限公司</w:t>
+            </w:r>
+          </w:p>
+        </w:tc>
+        <w:tc>
+          <w:tcPr>
+            <w:tcW w:type="dxa" w:w="2160"/>
+          </w:tcPr>
+          <w:p>
+            <w:r>
+              <w:t>医疗科技</w:t>
+            </w:r>
+          </w:p>
+        </w:tc>
+        <w:tc>
+          <w:tcPr>
+            <w:tcW w:type="dxa" w:w="2160"/>
+          </w:tcPr>
+          <w:p>
+            <w:r>
+              <w:t>356亿</w:t>
+            </w:r>
+          </w:p>
+        </w:tc>
+        <w:tc>
+          <w:tcPr>
+            <w:tcW w:type="dxa" w:w="2160"/>
+          </w:tcPr>
+          <w:p>
+            <w:r>
+              <w:t>19%</w:t>
+            </w:r>
+          </w:p>
+        </w:tc>
+      </w:tr>
+      <w:tr>
+        <w:tc>
+          <w:tcPr>
+            <w:tcW w:type="dxa" w:w="2160"/>
+          </w:tcPr>
+          <w:p>
+            <w:r>
+              <w:t>泰麒麟网络有限公司</w:t>
+            </w:r>
+          </w:p>
+        </w:tc>
+        <w:tc>
+          <w:tcPr>
+            <w:tcW w:type="dxa" w:w="2160"/>
+          </w:tcPr>
+          <w:p>
+            <w:r>
+              <w:t>云计算</w:t>
+            </w:r>
+          </w:p>
+        </w:tc>
+        <w:tc>
+          <w:tcPr>
+            <w:tcW w:type="dxa" w:w="2160"/>
+          </w:tcPr>
+          <w:p>
+            <w:r>
+              <w:t>574亿</w:t>
+            </w:r>
+          </w:p>
+        </w:tc>
+        <w:tc>
+          <w:tcPr>
+            <w:tcW w:type="dxa" w:w="2160"/>
+          </w:tcPr>
+          <w:p>
+            <w:r>
+              <w:t>24%</w:t>
+            </w:r>
+          </w:p>
+        </w:tc>
+      </w:tr>
+    </w:tbl>
+    <w:p>
+      <w:pPr>
+        <w:pStyle w:val="Heading1"/>
+      </w:pPr>
+      <w:r>
+        <w:t>行业分析 5</w:t>
+      </w:r>
+    </w:p>
+    <w:p>
+      <w:r>
+        <w:br/>
+        <w:t>风险管理部认为，消费科技 行业仍然面临若干</w:t>
+        <w:br/>
+        <w:t>不确定性因素，包括技术迭代风险、政策变化、</w:t>
+        <w:br/>
+        <w:t>以及市场竞争加剧等问题。</w:t>
+        <w:br/>
+      </w:r>
+    </w:p>
+    <w:p>
+      <w:r>
+        <w:br/>
+        <w:t>华辰资本旗下的 HC AI Innovation Fund 在最近的资产配置会议中</w:t>
+        <w:br/>
+        <w:t>讨论了 机器人 行业的投资机会，并对 图龙信息传媒有限公司</w:t>
+        <w:br/>
+        <w:t>进行了重点评估。</w:t>
+        <w:br/>
+      </w:r>
+    </w:p>
+    <w:p>
+      <w:r>
+        <w:br/>
+        <w:t>根据内部财务模型测算，联软网络有限公司 在未来三年</w:t>
+        <w:br/>
+        <w:t>收入复合增长率预计可达到 31% 左右。</w:t>
+        <w:br/>
+        <w:t>该预测基于行业需求增长以及公司产能扩张计划。</w:t>
+        <w:br/>
+      </w:r>
+    </w:p>
+    <w:p>
+      <w:r>
+        <w:br/>
+        <w:t>根据内部财务模型测算，图龙信息传媒有限公司 在未来三年</w:t>
+        <w:br/>
+        <w:t>收入复合增长率预计可达到 11% 左右。</w:t>
+        <w:br/>
+        <w:t>该预测基于行业需求增长以及公司产能扩张计划。</w:t>
+        <w:br/>
+      </w:r>
+    </w:p>
+    <w:p>
+      <w:r>
+        <w:br/>
+        <w:t>华辰资本旗下的 HC Energy Transition Fund 在最近的资产配置会议中</w:t>
+        <w:br/>
+        <w:t>讨论了 消费科技 行业的投资机会，并对 飞海科技传媒有限公司</w:t>
+        <w:br/>
+        <w:t>进行了重点评估。</w:t>
+        <w:br/>
+      </w:r>
+    </w:p>
+    <w:p>
+      <w:r>
+        <w:br/>
+        <w:t>风险管理部认为，消费科技 行业仍然面临若干</w:t>
+        <w:br/>
+        <w:t>不确定性因素，包括技术迭代风险、政策变化、</w:t>
+        <w:br/>
+        <w:t>以及市场竞争加剧等问题。</w:t>
+        <w:br/>
+      </w:r>
+    </w:p>
+    <w:p>
+      <w:r>
+        <w:br/>
+        <w:t>风险管理部认为，半导体 行业仍然面临若干</w:t>
+        <w:br/>
+        <w:t>不确定性因素，包括技术迭代风险、政策变化、</w:t>
+        <w:br/>
+        <w:t>以及市场竞争加剧等问题。</w:t>
+        <w:br/>
+      </w:r>
+    </w:p>
+    <w:p>
+      <w:r>
+        <w:br/>
+        <w:t>华辰资本旗下的 HC Quant Arbitrage Fund 在最近的资产配置会议中</w:t>
+        <w:br/>
+        <w:t>讨论了 云计算 行业的投资机会，并对 佳禾传媒有限公司</w:t>
+        <w:br/>
+        <w:t>进行了重点评估。</w:t>
+        <w:br/>
+      </w:r>
+    </w:p>
+    <w:tbl>
+      <w:tblPr>
+        <w:tblW w:type="auto" w:w="0"/>
+        <w:tblLook w:firstColumn="1" w:firstRow="1" w:lastColumn="0" w:lastRow="0" w:noHBand="0" w:noVBand="1" w:val="04A0"/>
+      </w:tblPr>
+      <w:tblGrid>
+        <w:gridCol w:w="2160"/>
+        <w:gridCol w:w="2160"/>
+        <w:gridCol w:w="2160"/>
+        <w:gridCol w:w="2160"/>
+      </w:tblGrid>
+      <w:tr>
+        <w:tc>
+          <w:tcPr>
+            <w:tcW w:type="dxa" w:w="2160"/>
+          </w:tcPr>
+          <w:p>
+            <w:r>
+              <w:t>公司</w:t>
+            </w:r>
+          </w:p>
+        </w:tc>
+        <w:tc>
+          <w:tcPr>
+            <w:tcW w:type="dxa" w:w="2160"/>
+          </w:tcPr>
+          <w:p>
+            <w:r>
+              <w:t>行业</w:t>
+            </w:r>
+          </w:p>
+        </w:tc>
+        <w:tc>
+          <w:tcPr>
+            <w:tcW w:type="dxa" w:w="2160"/>
+          </w:tcPr>
+          <w:p>
+            <w:r>
+              <w:t>市值</w:t>
+            </w:r>
+          </w:p>
+        </w:tc>
+        <w:tc>
+          <w:tcPr>
+            <w:tcW w:type="dxa" w:w="2160"/>
+          </w:tcPr>
+          <w:p>
+            <w:r>
+              <w:t>增长率</w:t>
+            </w:r>
+          </w:p>
+        </w:tc>
+      </w:tr>
+      <w:tr>
+        <w:tc>
+          <w:tcPr>
+            <w:tcW w:type="dxa" w:w="2160"/>
+          </w:tcPr>
+          <w:p>
+            <w:r>
+              <w:t>巨奥传媒有限公司</w:t>
+            </w:r>
+          </w:p>
+        </w:tc>
+        <w:tc>
+          <w:tcPr>
+            <w:tcW w:type="dxa" w:w="2160"/>
+          </w:tcPr>
+          <w:p>
+            <w:r>
+              <w:t>人工智能</w:t>
+            </w:r>
+          </w:p>
+        </w:tc>
+        <w:tc>
+          <w:tcPr>
+            <w:tcW w:type="dxa" w:w="2160"/>
+          </w:tcPr>
+          <w:p>
+            <w:r>
+              <w:t>585亿</w:t>
+            </w:r>
+          </w:p>
+        </w:tc>
+        <w:tc>
+          <w:tcPr>
+            <w:tcW w:type="dxa" w:w="2160"/>
+          </w:tcPr>
+          <w:p>
+            <w:r>
+              <w:t>13%</w:t>
+            </w:r>
+          </w:p>
+        </w:tc>
+      </w:tr>
+      <w:tr>
+        <w:tc>
+          <w:tcPr>
+            <w:tcW w:type="dxa" w:w="2160"/>
+          </w:tcPr>
+          <w:p>
+            <w:r>
+              <w:t>良诺科技有限公司</w:t>
+            </w:r>
+          </w:p>
+        </w:tc>
+        <w:tc>
+          <w:tcPr>
+            <w:tcW w:type="dxa" w:w="2160"/>
+          </w:tcPr>
+          <w:p>
+            <w:r>
+              <w:t>云计算</w:t>
+            </w:r>
+          </w:p>
+        </w:tc>
+        <w:tc>
+          <w:tcPr>
+            <w:tcW w:type="dxa" w:w="2160"/>
+          </w:tcPr>
+          <w:p>
+            <w:r>
+              <w:t>361亿</w:t>
+            </w:r>
+          </w:p>
+        </w:tc>
+        <w:tc>
+          <w:tcPr>
+            <w:tcW w:type="dxa" w:w="2160"/>
+          </w:tcPr>
+          <w:p>
+            <w:r>
+              <w:t>10%</w:t>
+            </w:r>
+          </w:p>
+        </w:tc>
+      </w:tr>
+      <w:tr>
+        <w:tc>
+          <w:tcPr>
+            <w:tcW w:type="dxa" w:w="2160"/>
+          </w:tcPr>
+          <w:p>
+            <w:r>
+              <w:t>迪摩信息有限公司</w:t>
+            </w:r>
+          </w:p>
+        </w:tc>
+        <w:tc>
+          <w:tcPr>
+            <w:tcW w:type="dxa" w:w="2160"/>
+          </w:tcPr>
+          <w:p>
+            <w:r>
+              <w:t>医疗科技</w:t>
+            </w:r>
+          </w:p>
+        </w:tc>
+        <w:tc>
+          <w:tcPr>
+            <w:tcW w:type="dxa" w:w="2160"/>
+          </w:tcPr>
+          <w:p>
+            <w:r>
+              <w:t>531亿</w:t>
+            </w:r>
+          </w:p>
+        </w:tc>
+        <w:tc>
+          <w:tcPr>
+            <w:tcW w:type="dxa" w:w="2160"/>
+          </w:tcPr>
+          <w:p>
+            <w:r>
+              <w:t>25%</w:t>
+            </w:r>
+          </w:p>
+        </w:tc>
+      </w:tr>
+      <w:tr>
+        <w:tc>
+          <w:tcPr>
+            <w:tcW w:type="dxa" w:w="2160"/>
+          </w:tcPr>
+          <w:p>
+            <w:r>
+              <w:t>联通时科传媒有限公司</w:t>
+            </w:r>
+          </w:p>
+        </w:tc>
+        <w:tc>
+          <w:tcPr>
+            <w:tcW w:type="dxa" w:w="2160"/>
+          </w:tcPr>
+          <w:p>
+            <w:r>
+              <w:t>消费科技</w:t>
+            </w:r>
+          </w:p>
+        </w:tc>
+        <w:tc>
+          <w:tcPr>
+            <w:tcW w:type="dxa" w:w="2160"/>
+          </w:tcPr>
+          <w:p>
+            <w:r>
+              <w:t>323亿</w:t>
+            </w:r>
+          </w:p>
+        </w:tc>
+        <w:tc>
+          <w:tcPr>
+            <w:tcW w:type="dxa" w:w="2160"/>
+          </w:tcPr>
+          <w:p>
+            <w:r>
+              <w:t>20%</w:t>
+            </w:r>
+          </w:p>
+        </w:tc>
+      </w:tr>
+      <w:tr>
+        <w:tc>
+          <w:tcPr>
+            <w:tcW w:type="dxa" w:w="2160"/>
+          </w:tcPr>
+          <w:p>
+            <w:r>
+              <w:t>飞利信科技有限公司</w:t>
+            </w:r>
+          </w:p>
+        </w:tc>
+        <w:tc>
+          <w:tcPr>
+            <w:tcW w:type="dxa" w:w="2160"/>
+          </w:tcPr>
+          <w:p>
+            <w:r>
+              <w:t>人工智能</w:t>
+            </w:r>
+          </w:p>
+        </w:tc>
+        <w:tc>
+          <w:tcPr>
+            <w:tcW w:type="dxa" w:w="2160"/>
+          </w:tcPr>
+          <w:p>
+            <w:r>
+              <w:t>714亿</w:t>
+            </w:r>
+          </w:p>
+        </w:tc>
+        <w:tc>
+          <w:tcPr>
+            <w:tcW w:type="dxa" w:w="2160"/>
+          </w:tcPr>
+          <w:p>
+            <w:r>
+              <w:t>5%</w:t>
+            </w:r>
+          </w:p>
+        </w:tc>
+      </w:tr>
+      <w:tr>
+        <w:tc>
+          <w:tcPr>
+            <w:tcW w:type="dxa" w:w="2160"/>
+          </w:tcPr>
+          <w:p>
+            <w:r>
+              <w:t>新格林耐特网络有限公司</w:t>
+            </w:r>
+          </w:p>
+        </w:tc>
+        <w:tc>
+          <w:tcPr>
+            <w:tcW w:type="dxa" w:w="2160"/>
+          </w:tcPr>
+          <w:p>
+            <w:r>
+              <w:t>人工智能</w:t>
+            </w:r>
+          </w:p>
+        </w:tc>
+        <w:tc>
+          <w:tcPr>
+            <w:tcW w:type="dxa" w:w="2160"/>
+          </w:tcPr>
+          <w:p>
+            <w:r>
+              <w:t>512亿</w:t>
+            </w:r>
+          </w:p>
+        </w:tc>
+        <w:tc>
+          <w:tcPr>
+            <w:tcW w:type="dxa" w:w="2160"/>
+          </w:tcPr>
+          <w:p>
+            <w:r>
+              <w:t>10%</w:t>
+            </w:r>
+          </w:p>
+        </w:tc>
+      </w:tr>
+      <w:tr>
+        <w:tc>
+          <w:tcPr>
+            <w:tcW w:type="dxa" w:w="2160"/>
+          </w:tcPr>
+          <w:p>
+            <w:r>
+              <w:t>联通时科传媒有限公司</w:t>
+            </w:r>
+          </w:p>
+        </w:tc>
+        <w:tc>
+          <w:tcPr>
+            <w:tcW w:type="dxa" w:w="2160"/>
+          </w:tcPr>
+          <w:p>
+            <w:r>
+              <w:t>消费科技</w:t>
+            </w:r>
+          </w:p>
+        </w:tc>
+        <w:tc>
+          <w:tcPr>
+            <w:tcW w:type="dxa" w:w="2160"/>
+          </w:tcPr>
+          <w:p>
+            <w:r>
+              <w:t>799亿</w:t>
+            </w:r>
+          </w:p>
+        </w:tc>
+        <w:tc>
+          <w:tcPr>
+            <w:tcW w:type="dxa" w:w="2160"/>
+          </w:tcPr>
+          <w:p>
+            <w:r>
+              <w:t>19%</w:t>
+            </w:r>
+          </w:p>
+        </w:tc>
+      </w:tr>
+      <w:tr>
+        <w:tc>
+          <w:tcPr>
+            <w:tcW w:type="dxa" w:w="2160"/>
+          </w:tcPr>
+          <w:p>
+            <w:r>
+              <w:t>联通时科传媒有限公司</w:t>
+            </w:r>
+          </w:p>
+        </w:tc>
+        <w:tc>
+          <w:tcPr>
+            <w:tcW w:type="dxa" w:w="2160"/>
+          </w:tcPr>
+          <w:p>
+            <w:r>
+              <w:t>消费科技</w:t>
+            </w:r>
+          </w:p>
+        </w:tc>
+        <w:tc>
+          <w:tcPr>
+            <w:tcW w:type="dxa" w:w="2160"/>
+          </w:tcPr>
+          <w:p>
+            <w:r>
+              <w:t>426亿</w:t>
+            </w:r>
+          </w:p>
+        </w:tc>
+        <w:tc>
+          <w:tcPr>
+            <w:tcW w:type="dxa" w:w="2160"/>
+          </w:tcPr>
+          <w:p>
+            <w:r>
+              <w:t>25%</w:t>
+            </w:r>
+          </w:p>
+        </w:tc>
+      </w:tr>
+      <w:tr>
+        <w:tc>
+          <w:tcPr>
+            <w:tcW w:type="dxa" w:w="2160"/>
+          </w:tcPr>
+          <w:p>
+            <w:r>
+              <w:t>华成育卓传媒有限公司</w:t>
+            </w:r>
+          </w:p>
+        </w:tc>
+        <w:tc>
+          <w:tcPr>
+            <w:tcW w:type="dxa" w:w="2160"/>
+          </w:tcPr>
+          <w:p>
+            <w:r>
+              <w:t>人工智能</w:t>
+            </w:r>
+          </w:p>
+        </w:tc>
+        <w:tc>
+          <w:tcPr>
+            <w:tcW w:type="dxa" w:w="2160"/>
+          </w:tcPr>
+          <w:p>
+            <w:r>
+              <w:t>376亿</w:t>
+            </w:r>
+          </w:p>
+        </w:tc>
+        <w:tc>
+          <w:tcPr>
+            <w:tcW w:type="dxa" w:w="2160"/>
+          </w:tcPr>
+          <w:p>
+            <w:r>
+              <w:t>25%</w:t>
+            </w:r>
+          </w:p>
+        </w:tc>
+      </w:tr>
+      <w:tr>
+        <w:tc>
+          <w:tcPr>
+            <w:tcW w:type="dxa" w:w="2160"/>
+          </w:tcPr>
+          <w:p>
+            <w:r>
+              <w:t>联通时科传媒有限公司</w:t>
+            </w:r>
+          </w:p>
+        </w:tc>
+        <w:tc>
+          <w:tcPr>
+            <w:tcW w:type="dxa" w:w="2160"/>
+          </w:tcPr>
+          <w:p>
+            <w:r>
+              <w:t>消费科技</w:t>
+            </w:r>
+          </w:p>
+        </w:tc>
+        <w:tc>
+          <w:tcPr>
+            <w:tcW w:type="dxa" w:w="2160"/>
+          </w:tcPr>
+          <w:p>
+            <w:r>
+              <w:t>727亿</w:t>
+            </w:r>
+          </w:p>
+        </w:tc>
+        <w:tc>
+          <w:tcPr>
+            <w:tcW w:type="dxa" w:w="2160"/>
+          </w:tcPr>
+          <w:p>
+            <w:r>
+              <w:t>11%</w:t>
+            </w:r>
+          </w:p>
+        </w:tc>
+      </w:tr>
+      <w:tr>
+        <w:tc>
+          <w:tcPr>
+            <w:tcW w:type="dxa" w:w="2160"/>
+          </w:tcPr>
+          <w:p>
+            <w:r>
+              <w:t>飞海科技传媒有限公司</w:t>
+            </w:r>
+          </w:p>
+        </w:tc>
+        <w:tc>
+          <w:tcPr>
+            <w:tcW w:type="dxa" w:w="2160"/>
+          </w:tcPr>
+          <w:p>
+            <w:r>
+              <w:t>消费科技</w:t>
+            </w:r>
+          </w:p>
+        </w:tc>
+        <w:tc>
+          <w:tcPr>
+            <w:tcW w:type="dxa" w:w="2160"/>
+          </w:tcPr>
+          <w:p>
+            <w:r>
+              <w:t>520亿</w:t>
+            </w:r>
+          </w:p>
+        </w:tc>
+        <w:tc>
+          <w:tcPr>
+            <w:tcW w:type="dxa" w:w="2160"/>
+          </w:tcPr>
+          <w:p>
+            <w:r>
+              <w:t>18%</w:t>
+            </w:r>
+          </w:p>
+        </w:tc>
+      </w:tr>
+      <w:tr>
+        <w:tc>
+          <w:tcPr>
+            <w:tcW w:type="dxa" w:w="2160"/>
+          </w:tcPr>
+          <w:p>
+            <w:r>
+              <w:t>联软网络有限公司</w:t>
+            </w:r>
+          </w:p>
+        </w:tc>
+        <w:tc>
+          <w:tcPr>
+            <w:tcW w:type="dxa" w:w="2160"/>
+          </w:tcPr>
+          <w:p>
+            <w:r>
+              <w:t>半导体</w:t>
+            </w:r>
+          </w:p>
+        </w:tc>
+        <w:tc>
+          <w:tcPr>
+            <w:tcW w:type="dxa" w:w="2160"/>
+          </w:tcPr>
+          <w:p>
+            <w:r>
+              <w:t>619亿</w:t>
+            </w:r>
+          </w:p>
+        </w:tc>
+        <w:tc>
+          <w:tcPr>
+            <w:tcW w:type="dxa" w:w="2160"/>
+          </w:tcPr>
+          <w:p>
+            <w:r>
+              <w:t>28%</w:t>
+            </w:r>
+          </w:p>
+        </w:tc>
+      </w:tr>
+      <w:tr>
+        <w:tc>
+          <w:tcPr>
+            <w:tcW w:type="dxa" w:w="2160"/>
+          </w:tcPr>
+          <w:p>
+            <w:r>
+              <w:t>图龙信息传媒有限公司</w:t>
+            </w:r>
+          </w:p>
+        </w:tc>
+        <w:tc>
+          <w:tcPr>
+            <w:tcW w:type="dxa" w:w="2160"/>
+          </w:tcPr>
+          <w:p>
+            <w:r>
+              <w:t>机器人</w:t>
+            </w:r>
+          </w:p>
+        </w:tc>
+        <w:tc>
+          <w:tcPr>
+            <w:tcW w:type="dxa" w:w="2160"/>
+          </w:tcPr>
+          <w:p>
+            <w:r>
+              <w:t>628亿</w:t>
+            </w:r>
+          </w:p>
+        </w:tc>
+        <w:tc>
+          <w:tcPr>
+            <w:tcW w:type="dxa" w:w="2160"/>
+          </w:tcPr>
+          <w:p>
+            <w:r>
+              <w:t>12%</w:t>
+            </w:r>
+          </w:p>
+        </w:tc>
+      </w:tr>
+      <w:tr>
+        <w:tc>
+          <w:tcPr>
+            <w:tcW w:type="dxa" w:w="2160"/>
+          </w:tcPr>
+          <w:p>
+            <w:r>
+              <w:t>飞海科技传媒有限公司</w:t>
+            </w:r>
+          </w:p>
+        </w:tc>
+        <w:tc>
+          <w:tcPr>
+            <w:tcW w:type="dxa" w:w="2160"/>
+          </w:tcPr>
+          <w:p>
+            <w:r>
+              <w:t>消费科技</w:t>
+            </w:r>
+          </w:p>
+        </w:tc>
+        <w:tc>
+          <w:tcPr>
+            <w:tcW w:type="dxa" w:w="2160"/>
+          </w:tcPr>
+          <w:p>
+            <w:r>
+              <w:t>437亿</w:t>
+            </w:r>
+          </w:p>
+        </w:tc>
+        <w:tc>
+          <w:tcPr>
+            <w:tcW w:type="dxa" w:w="2160"/>
+          </w:tcPr>
+          <w:p>
+            <w:r>
+              <w:t>9%</w:t>
+            </w:r>
+          </w:p>
+        </w:tc>
+      </w:tr>
+      <w:tr>
+        <w:tc>
+          <w:tcPr>
+            <w:tcW w:type="dxa" w:w="2160"/>
+          </w:tcPr>
+          <w:p>
+            <w:r>
+              <w:t>富罳网络有限公司</w:t>
+            </w:r>
+          </w:p>
+        </w:tc>
+        <w:tc>
+          <w:tcPr>
+            <w:tcW w:type="dxa" w:w="2160"/>
+          </w:tcPr>
+          <w:p>
+            <w:r>
+              <w:t>新能源</w:t>
+            </w:r>
+          </w:p>
+        </w:tc>
+        <w:tc>
+          <w:tcPr>
+            <w:tcW w:type="dxa" w:w="2160"/>
+          </w:tcPr>
+          <w:p>
+            <w:r>
+              <w:t>535亿</w:t>
+            </w:r>
+          </w:p>
+        </w:tc>
+        <w:tc>
+          <w:tcPr>
+            <w:tcW w:type="dxa" w:w="2160"/>
+          </w:tcPr>
+          <w:p>
+            <w:r>
+              <w:t>11%</w:t>
             </w:r>
           </w:p>
         </w:tc>
